--- a/lessons/7-1/downloads/reveal/7.1-session-2-practice-form-b.docx
+++ b/lessons/7-1/downloads/reveal/7.1-session-2-practice-form-b.docx
@@ -15,7 +15,7 @@
         <w:rPr>
           <w:rFonts w:ascii="Avenir Next" w:hAnsi="Avenir Next" w:cs="Avenir Next" w:eastAsia="Avenir Next"/>
           <w:color w:val="1A1A1A"/>
-          <w:sz w:val="20"/>
+          <w:sz w:val="22"/>
           <w:szCs w:val="20"/>
         </w:rPr>
         <w:t xml:space="preserve">Name</w:t>
@@ -33,7 +33,7 @@
         <w:rPr>
           <w:rFonts w:ascii="Avenir Next" w:hAnsi="Avenir Next" w:cs="Avenir Next" w:eastAsia="Avenir Next"/>
           <w:color w:val="1A1A1A"/>
-          <w:sz w:val="20"/>
+          <w:sz w:val="22"/>
           <w:szCs w:val="20"/>
         </w:rPr>
         <w:t xml:space="preserve">   Date</w:t>
@@ -51,7 +51,7 @@
         <w:rPr>
           <w:rFonts w:ascii="Avenir Next" w:hAnsi="Avenir Next" w:cs="Avenir Next" w:eastAsia="Avenir Next"/>
           <w:color w:val="1A1A1A"/>
-          <w:sz w:val="20"/>
+          <w:sz w:val="22"/>
           <w:szCs w:val="20"/>
         </w:rPr>
         <w:t xml:space="preserve">   Period</w:t>
@@ -78,7 +78,7 @@
           <w:caps/>
           <w:color w:val="003A70"/>
           <w:spacing w:val="12"/>
-          <w:sz w:val="19"/>
+          <w:sz w:val="22"/>
           <w:szCs w:val="19"/>
         </w:rPr>
         <w:t xml:space="preserve">Lesson 7-1  ·  Session 2  ·  Practice  ·  Form B</w:t>
@@ -86,6 +86,7 @@
     </w:p>
     <w:p>
       <w:pPr>
+        <w:pStyle w:val="Heading1"/>
         <w:keepNext/>
         <w:spacing w:before="0" w:after="10" w:line="240" w:lineRule="auto"/>
       </w:pPr>
@@ -111,7 +112,7 @@
         <w:rPr>
           <w:rFonts w:ascii="Avenir Next" w:hAnsi="Avenir Next" w:cs="Avenir Next" w:eastAsia="Avenir Next"/>
           <w:color w:val="5A5F66"/>
-          <w:sz w:val="17"/>
+          <w:sz w:val="22"/>
           <w:szCs w:val="17"/>
         </w:rPr>
         <w:t xml:space="preserve">Learning target — I can interpret integers in real situations and find the opposite of an opposite.</w:t>
@@ -128,7 +129,7 @@
     </w:p>
     <w:p>
       <w:pPr>
-        <w:spacing w:before="0" w:after="0" w:line="60" w:lineRule="auto"/>
+        <w:spacing w:before="0" w:after="0" w:line="50" w:lineRule="exact"/>
       </w:pPr>
     </w:p>
     <w:tbl>
@@ -167,6 +168,7 @@
           </w:tcPr>
           <w:p>
             <w:pPr>
+              <w:pStyle w:val="Heading2"/>
               <w:spacing w:before="0" w:after="40" w:line="264" w:lineRule="auto"/>
             </w:pPr>
             <w:r>
@@ -194,63 +196,63 @@
                 <w:rFonts w:ascii="Avenir Next" w:hAnsi="Avenir Next" w:cs="Avenir Next" w:eastAsia="Avenir Next"/>
                 <w:b/>
                 <w:color w:val="003A70"/>
+                <w:sz w:val="22"/>
+                <w:szCs w:val="18"/>
+              </w:rPr>
+              <w:t xml:space="preserve">•</w:t>
+            </w:r>
+            <w:r>
+              <w:rPr>
+                <w:rFonts w:ascii="Avenir Next" w:hAnsi="Avenir Next" w:cs="Avenir Next" w:eastAsia="Avenir Next"/>
+                <w:color w:val="1A1A1A"/>
                 <w:sz w:val="18"/>
                 <w:szCs w:val="18"/>
               </w:rPr>
-              <w:t xml:space="preserve">•</w:t>
-            </w:r>
-            <w:r>
-              <w:rPr>
-                <w:rFonts w:ascii="Avenir Next" w:hAnsi="Avenir Next" w:cs="Avenir Next" w:eastAsia="Avenir Next"/>
-                <w:color w:val="1A1A1A"/>
-                <w:sz w:val="18"/>
+              <w:tab/>
+            </w:r>
+            <w:r>
+              <w:rPr>
+                <w:rFonts w:ascii="Avenir Next" w:hAnsi="Avenir Next" w:cs="Avenir Next" w:eastAsia="Avenir Next"/>
+                <w:color w:val="1A1A1A"/>
+                <w:sz w:val="22"/>
                 <w:szCs w:val="18"/>
               </w:rPr>
-              <w:tab/>
-            </w:r>
-            <w:r>
-              <w:rPr>
-                <w:rFonts w:ascii="Avenir Next" w:hAnsi="Avenir Next" w:cs="Avenir Next" w:eastAsia="Avenir Next"/>
-                <w:color w:val="1A1A1A"/>
-                <w:sz w:val="18"/>
+              <w:t xml:space="preserve">The sign tells which way a change goes. </w:t>
+            </w:r>
+            <w:r>
+              <w:rPr>
+                <w:rFonts w:ascii="Avenir Next" w:hAnsi="Avenir Next" w:cs="Avenir Next" w:eastAsia="Avenir Next"/>
+                <w:b/>
+                <w:color w:val="1A1A1A"/>
+                <w:sz w:val="22"/>
                 <w:szCs w:val="18"/>
               </w:rPr>
-              <w:t xml:space="preserve">The sign tells which way a change goes. </w:t>
-            </w:r>
-            <w:r>
-              <w:rPr>
-                <w:rFonts w:ascii="Avenir Next" w:hAnsi="Avenir Next" w:cs="Avenir Next" w:eastAsia="Avenir Next"/>
-                <w:b/>
-                <w:color w:val="1A1A1A"/>
-                <w:sz w:val="18"/>
+              <w:t xml:space="preserve">Gains, rises, deposits</w:t>
+            </w:r>
+            <w:r>
+              <w:rPr>
+                <w:rFonts w:ascii="Avenir Next" w:hAnsi="Avenir Next" w:cs="Avenir Next" w:eastAsia="Avenir Next"/>
+                <w:color w:val="1A1A1A"/>
+                <w:sz w:val="22"/>
                 <w:szCs w:val="18"/>
               </w:rPr>
-              <w:t xml:space="preserve">Gains, rises, deposits</w:t>
-            </w:r>
-            <w:r>
-              <w:rPr>
-                <w:rFonts w:ascii="Avenir Next" w:hAnsi="Avenir Next" w:cs="Avenir Next" w:eastAsia="Avenir Next"/>
-                <w:color w:val="1A1A1A"/>
-                <w:sz w:val="18"/>
+              <w:t xml:space="preserve"> are positive. </w:t>
+            </w:r>
+            <w:r>
+              <w:rPr>
+                <w:rFonts w:ascii="Avenir Next" w:hAnsi="Avenir Next" w:cs="Avenir Next" w:eastAsia="Avenir Next"/>
+                <w:b/>
+                <w:color w:val="1A1A1A"/>
+                <w:sz w:val="22"/>
                 <w:szCs w:val="18"/>
               </w:rPr>
-              <w:t xml:space="preserve"> are positive. </w:t>
-            </w:r>
-            <w:r>
-              <w:rPr>
-                <w:rFonts w:ascii="Avenir Next" w:hAnsi="Avenir Next" w:cs="Avenir Next" w:eastAsia="Avenir Next"/>
-                <w:b/>
-                <w:color w:val="1A1A1A"/>
-                <w:sz w:val="18"/>
-                <w:szCs w:val="18"/>
-              </w:rPr>
               <w:t xml:space="preserve">Losses, drops, withdrawals</w:t>
             </w:r>
             <w:r>
               <w:rPr>
                 <w:rFonts w:ascii="Avenir Next" w:hAnsi="Avenir Next" w:cs="Avenir Next" w:eastAsia="Avenir Next"/>
                 <w:color w:val="1A1A1A"/>
-                <w:sz w:val="18"/>
+                <w:sz w:val="22"/>
                 <w:szCs w:val="18"/>
               </w:rPr>
               <w:t xml:space="preserve"> are negative.</w:t>
@@ -269,44 +271,44 @@
                 <w:rFonts w:ascii="Avenir Next" w:hAnsi="Avenir Next" w:cs="Avenir Next" w:eastAsia="Avenir Next"/>
                 <w:b/>
                 <w:color w:val="003A70"/>
+                <w:sz w:val="22"/>
+                <w:szCs w:val="18"/>
+              </w:rPr>
+              <w:t xml:space="preserve">•</w:t>
+            </w:r>
+            <w:r>
+              <w:rPr>
+                <w:rFonts w:ascii="Avenir Next" w:hAnsi="Avenir Next" w:cs="Avenir Next" w:eastAsia="Avenir Next"/>
+                <w:color w:val="1A1A1A"/>
                 <w:sz w:val="18"/>
                 <w:szCs w:val="18"/>
               </w:rPr>
-              <w:t xml:space="preserve">•</w:t>
-            </w:r>
-            <w:r>
-              <w:rPr>
-                <w:rFonts w:ascii="Avenir Next" w:hAnsi="Avenir Next" w:cs="Avenir Next" w:eastAsia="Avenir Next"/>
-                <w:color w:val="1A1A1A"/>
-                <w:sz w:val="18"/>
+              <w:tab/>
+            </w:r>
+            <w:r>
+              <w:rPr>
+                <w:rFonts w:ascii="Avenir Next" w:hAnsi="Avenir Next" w:cs="Avenir Next" w:eastAsia="Avenir Next"/>
+                <w:color w:val="1A1A1A"/>
+                <w:sz w:val="22"/>
                 <w:szCs w:val="18"/>
               </w:rPr>
-              <w:tab/>
-            </w:r>
-            <w:r>
-              <w:rPr>
-                <w:rFonts w:ascii="Avenir Next" w:hAnsi="Avenir Next" w:cs="Avenir Next" w:eastAsia="Avenir Next"/>
-                <w:color w:val="1A1A1A"/>
-                <w:sz w:val="18"/>
+              <w:t xml:space="preserve">−(−9) means </w:t>
+            </w:r>
+            <w:r>
+              <w:rPr>
+                <w:rFonts w:ascii="Avenir Next" w:hAnsi="Avenir Next" w:cs="Avenir Next" w:eastAsia="Avenir Next"/>
+                <w:b/>
+                <w:color w:val="1A1A1A"/>
+                <w:sz w:val="22"/>
                 <w:szCs w:val="18"/>
               </w:rPr>
-              <w:t xml:space="preserve">−(−9) means </w:t>
-            </w:r>
-            <w:r>
-              <w:rPr>
-                <w:rFonts w:ascii="Avenir Next" w:hAnsi="Avenir Next" w:cs="Avenir Next" w:eastAsia="Avenir Next"/>
-                <w:b/>
-                <w:color w:val="1A1A1A"/>
-                <w:sz w:val="18"/>
-                <w:szCs w:val="18"/>
-              </w:rPr>
               <w:t xml:space="preserve">the opposite of −9</w:t>
             </w:r>
             <w:r>
               <w:rPr>
                 <w:rFonts w:ascii="Avenir Next" w:hAnsi="Avenir Next" w:cs="Avenir Next" w:eastAsia="Avenir Next"/>
                 <w:color w:val="1A1A1A"/>
-                <w:sz w:val="18"/>
+                <w:sz w:val="22"/>
                 <w:szCs w:val="18"/>
               </w:rPr>
               <w:t xml:space="preserve">, which is 9.</w:t>
@@ -325,44 +327,44 @@
                 <w:rFonts w:ascii="Avenir Next" w:hAnsi="Avenir Next" w:cs="Avenir Next" w:eastAsia="Avenir Next"/>
                 <w:b/>
                 <w:color w:val="003A70"/>
+                <w:sz w:val="22"/>
+                <w:szCs w:val="18"/>
+              </w:rPr>
+              <w:t xml:space="preserve">•</w:t>
+            </w:r>
+            <w:r>
+              <w:rPr>
+                <w:rFonts w:ascii="Avenir Next" w:hAnsi="Avenir Next" w:cs="Avenir Next" w:eastAsia="Avenir Next"/>
+                <w:color w:val="1A1A1A"/>
                 <w:sz w:val="18"/>
                 <w:szCs w:val="18"/>
               </w:rPr>
-              <w:t xml:space="preserve">•</w:t>
-            </w:r>
-            <w:r>
-              <w:rPr>
-                <w:rFonts w:ascii="Avenir Next" w:hAnsi="Avenir Next" w:cs="Avenir Next" w:eastAsia="Avenir Next"/>
-                <w:color w:val="1A1A1A"/>
-                <w:sz w:val="18"/>
+              <w:tab/>
+            </w:r>
+            <w:r>
+              <w:rPr>
+                <w:rFonts w:ascii="Avenir Next" w:hAnsi="Avenir Next" w:cs="Avenir Next" w:eastAsia="Avenir Next"/>
+                <w:color w:val="1A1A1A"/>
+                <w:sz w:val="22"/>
                 <w:szCs w:val="18"/>
               </w:rPr>
-              <w:tab/>
-            </w:r>
-            <w:r>
-              <w:rPr>
-                <w:rFonts w:ascii="Avenir Next" w:hAnsi="Avenir Next" w:cs="Avenir Next" w:eastAsia="Avenir Next"/>
-                <w:color w:val="1A1A1A"/>
-                <w:sz w:val="18"/>
+              <w:t xml:space="preserve">The </w:t>
+            </w:r>
+            <w:r>
+              <w:rPr>
+                <w:rFonts w:ascii="Avenir Next" w:hAnsi="Avenir Next" w:cs="Avenir Next" w:eastAsia="Avenir Next"/>
+                <w:b/>
+                <w:color w:val="1A1A1A"/>
+                <w:sz w:val="22"/>
                 <w:szCs w:val="18"/>
               </w:rPr>
-              <w:t xml:space="preserve">The </w:t>
-            </w:r>
-            <w:r>
-              <w:rPr>
-                <w:rFonts w:ascii="Avenir Next" w:hAnsi="Avenir Next" w:cs="Avenir Next" w:eastAsia="Avenir Next"/>
-                <w:b/>
-                <w:color w:val="1A1A1A"/>
-                <w:sz w:val="18"/>
-                <w:szCs w:val="18"/>
-              </w:rPr>
               <w:t xml:space="preserve">opposite of the opposite</w:t>
             </w:r>
             <w:r>
               <w:rPr>
                 <w:rFonts w:ascii="Avenir Next" w:hAnsi="Avenir Next" w:cs="Avenir Next" w:eastAsia="Avenir Next"/>
                 <w:color w:val="1A1A1A"/>
-                <w:sz w:val="18"/>
+                <w:sz w:val="22"/>
                 <w:szCs w:val="18"/>
               </w:rPr>
               <w:t xml:space="preserve"> of a number is the number you started with.</w:t>
@@ -377,6 +379,7 @@
           </w:tcPr>
           <w:p>
             <w:pPr>
+              <w:pStyle w:val="Heading2"/>
               <w:spacing w:before="0" w:after="40" w:line="264" w:lineRule="auto"/>
             </w:pPr>
             <w:r>
@@ -399,7 +402,7 @@
               <w:rPr>
                 <w:rFonts w:ascii="Avenir Next" w:hAnsi="Avenir Next" w:cs="Avenir Next" w:eastAsia="Avenir Next"/>
                 <w:color w:val="1A1A1A"/>
-                <w:sz w:val="17"/>
+                <w:sz w:val="22"/>
                 <w:szCs w:val="17"/>
               </w:rPr>
               <w:t xml:space="preserve">Find the opposite of the opposite of −16.</w:t>
@@ -418,25 +421,25 @@
                 <w:rFonts w:ascii="Avenir Next" w:hAnsi="Avenir Next" w:cs="Avenir Next" w:eastAsia="Avenir Next"/>
                 <w:b/>
                 <w:color w:val="003A70"/>
+                <w:sz w:val="22"/>
+                <w:szCs w:val="17"/>
+              </w:rPr>
+              <w:t xml:space="preserve">Step 1</w:t>
+            </w:r>
+            <w:r>
+              <w:rPr>
+                <w:rFonts w:ascii="Avenir Next" w:hAnsi="Avenir Next" w:cs="Avenir Next" w:eastAsia="Avenir Next"/>
+                <w:color w:val="1A1A1A"/>
                 <w:sz w:val="17"/>
                 <w:szCs w:val="17"/>
               </w:rPr>
-              <w:t xml:space="preserve">Step 1</w:t>
-            </w:r>
-            <w:r>
-              <w:rPr>
-                <w:rFonts w:ascii="Avenir Next" w:hAnsi="Avenir Next" w:cs="Avenir Next" w:eastAsia="Avenir Next"/>
-                <w:color w:val="1A1A1A"/>
-                <w:sz w:val="17"/>
-                <w:szCs w:val="17"/>
-              </w:rPr>
               <w:tab/>
             </w:r>
             <w:r>
               <w:rPr>
                 <w:rFonts w:ascii="Avenir Next" w:hAnsi="Avenir Next" w:cs="Avenir Next" w:eastAsia="Avenir Next"/>
                 <w:color w:val="1A1A1A"/>
-                <w:sz w:val="17"/>
+                <w:sz w:val="22"/>
                 <w:szCs w:val="17"/>
               </w:rPr>
               <w:t xml:space="preserve">First flip: −16 goes to 16.</w:t>
@@ -455,25 +458,25 @@
                 <w:rFonts w:ascii="Avenir Next" w:hAnsi="Avenir Next" w:cs="Avenir Next" w:eastAsia="Avenir Next"/>
                 <w:b/>
                 <w:color w:val="003A70"/>
+                <w:sz w:val="22"/>
+                <w:szCs w:val="17"/>
+              </w:rPr>
+              <w:t xml:space="preserve">Step 2</w:t>
+            </w:r>
+            <w:r>
+              <w:rPr>
+                <w:rFonts w:ascii="Avenir Next" w:hAnsi="Avenir Next" w:cs="Avenir Next" w:eastAsia="Avenir Next"/>
+                <w:color w:val="1A1A1A"/>
                 <w:sz w:val="17"/>
                 <w:szCs w:val="17"/>
               </w:rPr>
-              <w:t xml:space="preserve">Step 2</w:t>
-            </w:r>
-            <w:r>
-              <w:rPr>
-                <w:rFonts w:ascii="Avenir Next" w:hAnsi="Avenir Next" w:cs="Avenir Next" w:eastAsia="Avenir Next"/>
-                <w:color w:val="1A1A1A"/>
-                <w:sz w:val="17"/>
-                <w:szCs w:val="17"/>
-              </w:rPr>
               <w:tab/>
             </w:r>
             <w:r>
               <w:rPr>
                 <w:rFonts w:ascii="Avenir Next" w:hAnsi="Avenir Next" w:cs="Avenir Next" w:eastAsia="Avenir Next"/>
                 <w:color w:val="1A1A1A"/>
-                <w:sz w:val="17"/>
+                <w:sz w:val="22"/>
                 <w:szCs w:val="17"/>
               </w:rPr>
               <w:t xml:space="preserve">Second flip: 16 goes back to −16.</w:t>
@@ -492,18 +495,18 @@
                 <w:rFonts w:ascii="Avenir Next" w:hAnsi="Avenir Next" w:cs="Avenir Next" w:eastAsia="Avenir Next"/>
                 <w:b/>
                 <w:color w:val="1A1A1A"/>
+                <w:sz w:val="22"/>
+                <w:szCs w:val="17"/>
+              </w:rPr>
+              <w:t xml:space="preserve">Answer</w:t>
+            </w:r>
+            <w:r>
+              <w:rPr>
+                <w:rFonts w:ascii="Avenir Next" w:hAnsi="Avenir Next" w:cs="Avenir Next" w:eastAsia="Avenir Next"/>
+                <w:color w:val="1A1A1A"/>
                 <w:sz w:val="17"/>
                 <w:szCs w:val="17"/>
               </w:rPr>
-              <w:t xml:space="preserve">Answer</w:t>
-            </w:r>
-            <w:r>
-              <w:rPr>
-                <w:rFonts w:ascii="Avenir Next" w:hAnsi="Avenir Next" w:cs="Avenir Next" w:eastAsia="Avenir Next"/>
-                <w:color w:val="1A1A1A"/>
-                <w:sz w:val="17"/>
-                <w:szCs w:val="17"/>
-              </w:rPr>
               <w:tab/>
             </w:r>
             <w:r>
@@ -511,7 +514,7 @@
                 <w:rFonts w:ascii="Avenir Next" w:hAnsi="Avenir Next" w:cs="Avenir Next" w:eastAsia="Avenir Next"/>
                 <w:b/>
                 <w:color w:val="1A1A1A"/>
-                <w:sz w:val="17"/>
+                <w:sz w:val="22"/>
                 <w:szCs w:val="17"/>
               </w:rPr>
               <w:t xml:space="preserve">−16 (two flips return to the start)</w:t>
@@ -540,7 +543,7 @@
           <w:rFonts w:ascii="Avenir Next" w:hAnsi="Avenir Next" w:cs="Avenir Next" w:eastAsia="Avenir Next"/>
           <w:b/>
           <w:color w:val="1A1A1A"/>
-          <w:sz w:val="17"/>
+          <w:sz w:val="22"/>
           <w:szCs w:val="17"/>
         </w:rPr>
         <w:t xml:space="preserve">opposite</w:t>
@@ -550,7 +553,7 @@
           <w:rFonts w:ascii="Avenir Next" w:hAnsi="Avenir Next" w:cs="Avenir Next" w:eastAsia="Avenir Next"/>
           <w:i/>
           <w:color w:val="5A5F66"/>
-          <w:sz w:val="17"/>
+          <w:sz w:val="22"/>
           <w:szCs w:val="17"/>
         </w:rPr>
         <w:t xml:space="preserve"> (opuesto)</w:t>
@@ -559,7 +562,7 @@
         <w:rPr>
           <w:rFonts w:ascii="Avenir Next" w:hAnsi="Avenir Next" w:cs="Avenir Next" w:eastAsia="Avenir Next"/>
           <w:color w:val="5A5F66"/>
-          <w:sz w:val="17"/>
+          <w:sz w:val="22"/>
           <w:szCs w:val="17"/>
         </w:rPr>
         <w:t xml:space="preserve">   ·   </w:t>
@@ -569,7 +572,7 @@
           <w:rFonts w:ascii="Avenir Next" w:hAnsi="Avenir Next" w:cs="Avenir Next" w:eastAsia="Avenir Next"/>
           <w:b/>
           <w:color w:val="1A1A1A"/>
-          <w:sz w:val="17"/>
+          <w:sz w:val="22"/>
           <w:szCs w:val="17"/>
         </w:rPr>
         <w:t xml:space="preserve">opposite of the opposite</w:t>
@@ -579,7 +582,7 @@
           <w:rFonts w:ascii="Avenir Next" w:hAnsi="Avenir Next" w:cs="Avenir Next" w:eastAsia="Avenir Next"/>
           <w:i/>
           <w:color w:val="5A5F66"/>
-          <w:sz w:val="17"/>
+          <w:sz w:val="22"/>
           <w:szCs w:val="17"/>
         </w:rPr>
         <w:t xml:space="preserve"> (opuesto del opuesto)</w:t>
@@ -588,7 +591,7 @@
         <w:rPr>
           <w:rFonts w:ascii="Avenir Next" w:hAnsi="Avenir Next" w:cs="Avenir Next" w:eastAsia="Avenir Next"/>
           <w:color w:val="5A5F66"/>
-          <w:sz w:val="17"/>
+          <w:sz w:val="22"/>
           <w:szCs w:val="17"/>
         </w:rPr>
         <w:t xml:space="preserve">   ·   </w:t>
@@ -598,7 +601,7 @@
           <w:rFonts w:ascii="Avenir Next" w:hAnsi="Avenir Next" w:cs="Avenir Next" w:eastAsia="Avenir Next"/>
           <w:b/>
           <w:color w:val="1A1A1A"/>
-          <w:sz w:val="17"/>
+          <w:sz w:val="22"/>
           <w:szCs w:val="17"/>
         </w:rPr>
         <w:t xml:space="preserve">integer</w:t>
@@ -608,7 +611,7 @@
           <w:rFonts w:ascii="Avenir Next" w:hAnsi="Avenir Next" w:cs="Avenir Next" w:eastAsia="Avenir Next"/>
           <w:i/>
           <w:color w:val="5A5F66"/>
-          <w:sz w:val="17"/>
+          <w:sz w:val="22"/>
           <w:szCs w:val="17"/>
         </w:rPr>
         <w:t xml:space="preserve"> (entero)</w:t>
@@ -616,6 +619,7 @@
     </w:p>
     <w:p>
       <w:pPr>
+        <w:pStyle w:val="Heading2"/>
         <w:keepNext/>
         <w:pBdr>
           <w:bottom w:val="single" w:sz="8" w:space="3" w:color="003A70"/>
@@ -631,7 +635,7 @@
           <w:b/>
           <w:color w:val="003A70"/>
           <w:spacing w:val="14"/>
-          <w:sz w:val="19"/>
+          <w:sz w:val="22"/>
           <w:szCs w:val="19"/>
         </w:rPr>
         <w:t xml:space="preserve">PRACTICE</w:t>
@@ -650,7 +654,7 @@
           <w:rFonts w:ascii="Avenir Next" w:hAnsi="Avenir Next" w:cs="Avenir Next" w:eastAsia="Avenir Next"/>
           <w:i/>
           <w:color w:val="5A5F66"/>
-          <w:sz w:val="17"/>
+          <w:sz w:val="22"/>
           <w:szCs w:val="17"/>
         </w:rPr>
         <w:t xml:space="preserve">show your work · label units</w:t>
@@ -658,7 +662,7 @@
     </w:p>
     <w:p>
       <w:pPr>
-        <w:spacing w:before="0" w:after="0" w:line="20" w:lineRule="exact"/>
+        <w:spacing w:before="0" w:after="0" w:line="50" w:lineRule="exact"/>
       </w:pPr>
     </w:p>
     <w:tbl>
@@ -708,25 +712,25 @@
                 <w:rFonts w:ascii="Avenir Next" w:hAnsi="Avenir Next" w:cs="Avenir Next" w:eastAsia="Avenir Next"/>
                 <w:b/>
                 <w:color w:val="1A1A1A"/>
+                <w:sz w:val="22"/>
+                <w:szCs w:val="20"/>
+              </w:rPr>
+              <w:t xml:space="preserve">1.</w:t>
+            </w:r>
+            <w:r>
+              <w:rPr>
+                <w:rFonts w:ascii="Avenir Next" w:hAnsi="Avenir Next" w:cs="Avenir Next" w:eastAsia="Avenir Next"/>
+                <w:color w:val="1A1A1A"/>
                 <w:sz w:val="20"/>
                 <w:szCs w:val="20"/>
               </w:rPr>
-              <w:t xml:space="preserve">1.</w:t>
-            </w:r>
-            <w:r>
-              <w:rPr>
-                <w:rFonts w:ascii="Avenir Next" w:hAnsi="Avenir Next" w:cs="Avenir Next" w:eastAsia="Avenir Next"/>
-                <w:color w:val="1A1A1A"/>
-                <w:sz w:val="20"/>
-                <w:szCs w:val="20"/>
-              </w:rPr>
               <w:tab/>
             </w:r>
             <w:r>
               <w:rPr>
                 <w:rFonts w:ascii="Avenir Next" w:hAnsi="Avenir Next" w:cs="Avenir Next" w:eastAsia="Avenir Next"/>
                 <w:color w:val="1A1A1A"/>
-                <w:sz w:val="20"/>
+                <w:sz w:val="22"/>
                 <w:szCs w:val="20"/>
               </w:rPr>
               <w:t xml:space="preserve">Write an integer for each situation.</w:t>
@@ -781,7 +785,7 @@
                       <w:rFonts w:ascii="Avenir Next" w:hAnsi="Avenir Next" w:cs="Avenir Next" w:eastAsia="Avenir Next"/>
                       <w:b/>
                       <w:color w:val="003A70"/>
-                      <w:sz w:val="20"/>
+                      <w:sz w:val="22"/>
                       <w:szCs w:val="20"/>
                     </w:rPr>
                     <w:t xml:space="preserve">a.</w:t>
@@ -799,7 +803,7 @@
                     <w:rPr>
                       <w:rFonts w:ascii="Avenir Next" w:hAnsi="Avenir Next" w:cs="Avenir Next" w:eastAsia="Avenir Next"/>
                       <w:color w:val="1A1A1A"/>
-                      <w:sz w:val="20"/>
+                      <w:sz w:val="22"/>
                       <w:szCs w:val="20"/>
                     </w:rPr>
                     <w:t xml:space="preserve">a 12-yard loss</w:t>
@@ -843,7 +847,7 @@
                       <w:rFonts w:ascii="Avenir Next" w:hAnsi="Avenir Next" w:cs="Avenir Next" w:eastAsia="Avenir Next"/>
                       <w:b/>
                       <w:color w:val="003A70"/>
-                      <w:sz w:val="20"/>
+                      <w:sz w:val="22"/>
                       <w:szCs w:val="20"/>
                     </w:rPr>
                     <w:t xml:space="preserve">b.</w:t>
@@ -861,7 +865,7 @@
                     <w:rPr>
                       <w:rFonts w:ascii="Avenir Next" w:hAnsi="Avenir Next" w:cs="Avenir Next" w:eastAsia="Avenir Next"/>
                       <w:color w:val="1A1A1A"/>
-                      <w:sz w:val="20"/>
+                      <w:sz w:val="22"/>
                       <w:szCs w:val="20"/>
                     </w:rPr>
                     <w:t xml:space="preserve">a refund of 30 dollars</w:t>
@@ -911,7 +915,7 @@
                       <w:rFonts w:ascii="Avenir Next" w:hAnsi="Avenir Next" w:cs="Avenir Next" w:eastAsia="Avenir Next"/>
                       <w:b/>
                       <w:color w:val="003A70"/>
-                      <w:sz w:val="20"/>
+                      <w:sz w:val="22"/>
                       <w:szCs w:val="20"/>
                     </w:rPr>
                     <w:t xml:space="preserve">c.</w:t>
@@ -929,7 +933,7 @@
                     <w:rPr>
                       <w:rFonts w:ascii="Avenir Next" w:hAnsi="Avenir Next" w:cs="Avenir Next" w:eastAsia="Avenir Next"/>
                       <w:color w:val="1A1A1A"/>
-                      <w:sz w:val="20"/>
+                      <w:sz w:val="22"/>
                       <w:szCs w:val="20"/>
                     </w:rPr>
                     <w:t xml:space="preserve">a drop of 4 degrees</w:t>
@@ -973,7 +977,7 @@
                       <w:rFonts w:ascii="Avenir Next" w:hAnsi="Avenir Next" w:cs="Avenir Next" w:eastAsia="Avenir Next"/>
                       <w:b/>
                       <w:color w:val="003A70"/>
-                      <w:sz w:val="20"/>
+                      <w:sz w:val="22"/>
                       <w:szCs w:val="20"/>
                     </w:rPr>
                     <w:t xml:space="preserve">d.</w:t>
@@ -991,7 +995,7 @@
                     <w:rPr>
                       <w:rFonts w:ascii="Avenir Next" w:hAnsi="Avenir Next" w:cs="Avenir Next" w:eastAsia="Avenir Next"/>
                       <w:color w:val="1A1A1A"/>
-                      <w:sz w:val="20"/>
+                      <w:sz w:val="22"/>
                       <w:szCs w:val="20"/>
                     </w:rPr>
                     <w:t xml:space="preserve">150 feet above sea level</w:t>
@@ -1021,7 +1025,7 @@
           </w:tbl>
           <w:p>
             <w:pPr>
-              <w:spacing w:before="0" w:after="0" w:line="24" w:lineRule="auto"/>
+              <w:spacing w:before="0" w:after="0" w:line="50" w:lineRule="exact"/>
             </w:pPr>
           </w:p>
         </w:tc>
@@ -1029,12 +1033,12 @@
     </w:tbl>
     <w:p>
       <w:pPr>
-        <w:spacing w:before="0" w:after="0" w:line="20" w:lineRule="exact"/>
+        <w:spacing w:before="0" w:after="0" w:line="50" w:lineRule="exact"/>
       </w:pPr>
     </w:p>
     <w:p>
       <w:pPr>
-        <w:spacing w:before="0" w:after="0" w:line="20" w:lineRule="exact"/>
+        <w:spacing w:before="0" w:after="0" w:line="50" w:lineRule="exact"/>
       </w:pPr>
     </w:p>
     <w:tbl>
@@ -1084,25 +1088,25 @@
                 <w:rFonts w:ascii="Avenir Next" w:hAnsi="Avenir Next" w:cs="Avenir Next" w:eastAsia="Avenir Next"/>
                 <w:b/>
                 <w:color w:val="1A1A1A"/>
+                <w:sz w:val="22"/>
+                <w:szCs w:val="20"/>
+              </w:rPr>
+              <w:t xml:space="preserve">2.</w:t>
+            </w:r>
+            <w:r>
+              <w:rPr>
+                <w:rFonts w:ascii="Avenir Next" w:hAnsi="Avenir Next" w:cs="Avenir Next" w:eastAsia="Avenir Next"/>
+                <w:color w:val="1A1A1A"/>
                 <w:sz w:val="20"/>
                 <w:szCs w:val="20"/>
               </w:rPr>
-              <w:t xml:space="preserve">2.</w:t>
-            </w:r>
-            <w:r>
-              <w:rPr>
-                <w:rFonts w:ascii="Avenir Next" w:hAnsi="Avenir Next" w:cs="Avenir Next" w:eastAsia="Avenir Next"/>
-                <w:color w:val="1A1A1A"/>
-                <w:sz w:val="20"/>
-                <w:szCs w:val="20"/>
-              </w:rPr>
               <w:tab/>
             </w:r>
             <w:r>
               <w:rPr>
                 <w:rFonts w:ascii="Avenir Next" w:hAnsi="Avenir Next" w:cs="Avenir Next" w:eastAsia="Avenir Next"/>
                 <w:color w:val="1A1A1A"/>
-                <w:sz w:val="20"/>
+                <w:sz w:val="22"/>
                 <w:szCs w:val="20"/>
               </w:rPr>
               <w:t xml:space="preserve">Find each value.</w:t>
@@ -1157,7 +1161,7 @@
                       <w:rFonts w:ascii="Avenir Next" w:hAnsi="Avenir Next" w:cs="Avenir Next" w:eastAsia="Avenir Next"/>
                       <w:b/>
                       <w:color w:val="003A70"/>
-                      <w:sz w:val="20"/>
+                      <w:sz w:val="22"/>
                       <w:szCs w:val="20"/>
                     </w:rPr>
                     <w:t xml:space="preserve">a.</w:t>
@@ -1175,7 +1179,7 @@
                     <w:rPr>
                       <w:rFonts w:ascii="Avenir Next" w:hAnsi="Avenir Next" w:cs="Avenir Next" w:eastAsia="Avenir Next"/>
                       <w:color w:val="1A1A1A"/>
-                      <w:sz w:val="20"/>
+                      <w:sz w:val="22"/>
                       <w:szCs w:val="20"/>
                     </w:rPr>
                     <w:t xml:space="preserve">−(−24) =</w:t>
@@ -1219,7 +1223,7 @@
                       <w:rFonts w:ascii="Avenir Next" w:hAnsi="Avenir Next" w:cs="Avenir Next" w:eastAsia="Avenir Next"/>
                       <w:b/>
                       <w:color w:val="003A70"/>
-                      <w:sz w:val="20"/>
+                      <w:sz w:val="22"/>
                       <w:szCs w:val="20"/>
                     </w:rPr>
                     <w:t xml:space="preserve">b.</w:t>
@@ -1237,7 +1241,7 @@
                     <w:rPr>
                       <w:rFonts w:ascii="Avenir Next" w:hAnsi="Avenir Next" w:cs="Avenir Next" w:eastAsia="Avenir Next"/>
                       <w:color w:val="1A1A1A"/>
-                      <w:sz w:val="20"/>
+                      <w:sz w:val="22"/>
                       <w:szCs w:val="20"/>
                     </w:rPr>
                     <w:t xml:space="preserve">opposite of the opposite of −5</w:t>
@@ -1287,7 +1291,7 @@
                       <w:rFonts w:ascii="Avenir Next" w:hAnsi="Avenir Next" w:cs="Avenir Next" w:eastAsia="Avenir Next"/>
                       <w:b/>
                       <w:color w:val="003A70"/>
-                      <w:sz w:val="20"/>
+                      <w:sz w:val="22"/>
                       <w:szCs w:val="20"/>
                     </w:rPr>
                     <w:t xml:space="preserve">c.</w:t>
@@ -1305,7 +1309,7 @@
                     <w:rPr>
                       <w:rFonts w:ascii="Avenir Next" w:hAnsi="Avenir Next" w:cs="Avenir Next" w:eastAsia="Avenir Next"/>
                       <w:color w:val="1A1A1A"/>
-                      <w:sz w:val="20"/>
+                      <w:sz w:val="22"/>
                       <w:szCs w:val="20"/>
                     </w:rPr>
                     <w:t xml:space="preserve">−(−38) =</w:t>
@@ -1349,7 +1353,7 @@
                       <w:rFonts w:ascii="Avenir Next" w:hAnsi="Avenir Next" w:cs="Avenir Next" w:eastAsia="Avenir Next"/>
                       <w:b/>
                       <w:color w:val="003A70"/>
-                      <w:sz w:val="20"/>
+                      <w:sz w:val="22"/>
                       <w:szCs w:val="20"/>
                     </w:rPr>
                     <w:t xml:space="preserve">d.</w:t>
@@ -1367,7 +1371,7 @@
                     <w:rPr>
                       <w:rFonts w:ascii="Avenir Next" w:hAnsi="Avenir Next" w:cs="Avenir Next" w:eastAsia="Avenir Next"/>
                       <w:color w:val="1A1A1A"/>
-                      <w:sz w:val="20"/>
+                      <w:sz w:val="22"/>
                       <w:szCs w:val="20"/>
                     </w:rPr>
                     <w:t xml:space="preserve">−(6) =</w:t>
@@ -1397,7 +1401,7 @@
           </w:tbl>
           <w:p>
             <w:pPr>
-              <w:spacing w:before="0" w:after="0" w:line="24" w:lineRule="auto"/>
+              <w:spacing w:before="0" w:after="0" w:line="50" w:lineRule="exact"/>
             </w:pPr>
           </w:p>
         </w:tc>
@@ -1405,12 +1409,12 @@
     </w:tbl>
     <w:p>
       <w:pPr>
-        <w:spacing w:before="0" w:after="0" w:line="20" w:lineRule="exact"/>
+        <w:spacing w:before="0" w:after="0" w:line="50" w:lineRule="exact"/>
       </w:pPr>
     </w:p>
     <w:p>
       <w:pPr>
-        <w:spacing w:before="0" w:after="0" w:line="20" w:lineRule="exact"/>
+        <w:spacing w:before="0" w:after="0" w:line="50" w:lineRule="exact"/>
       </w:pPr>
     </w:p>
     <w:tbl>
@@ -1460,18 +1464,18 @@
                 <w:rFonts w:ascii="Avenir Next" w:hAnsi="Avenir Next" w:cs="Avenir Next" w:eastAsia="Avenir Next"/>
                 <w:b/>
                 <w:color w:val="1A1A1A"/>
+                <w:sz w:val="22"/>
+                <w:szCs w:val="20"/>
+              </w:rPr>
+              <w:t xml:space="preserve">3.</w:t>
+            </w:r>
+            <w:r>
+              <w:rPr>
+                <w:rFonts w:ascii="Avenir Next" w:hAnsi="Avenir Next" w:cs="Avenir Next" w:eastAsia="Avenir Next"/>
+                <w:color w:val="1A1A1A"/>
                 <w:sz w:val="20"/>
                 <w:szCs w:val="20"/>
               </w:rPr>
-              <w:t xml:space="preserve">3.</w:t>
-            </w:r>
-            <w:r>
-              <w:rPr>
-                <w:rFonts w:ascii="Avenir Next" w:hAnsi="Avenir Next" w:cs="Avenir Next" w:eastAsia="Avenir Next"/>
-                <w:color w:val="1A1A1A"/>
-                <w:sz w:val="20"/>
-                <w:szCs w:val="20"/>
-              </w:rPr>
               <w:tab/>
             </w:r>
             <w:r>
@@ -1479,7 +1483,7 @@
                 <w:rFonts w:ascii="Avenir Next" w:hAnsi="Avenir Next" w:cs="Avenir Next" w:eastAsia="Avenir Next"/>
                 <w:b/>
                 <w:color w:val="1A1A1A"/>
-                <w:sz w:val="20"/>
+                <w:sz w:val="22"/>
                 <w:szCs w:val="20"/>
               </w:rPr>
               <w:t xml:space="preserve">Mountain Lodges.  </w:t>
@@ -1488,7 +1492,7 @@
               <w:rPr>
                 <w:rFonts w:ascii="Avenir Next" w:hAnsi="Avenir Next" w:cs="Avenir Next" w:eastAsia="Avenir Next"/>
                 <w:color w:val="1A1A1A"/>
-                <w:sz w:val="20"/>
+                <w:sz w:val="22"/>
                 <w:szCs w:val="20"/>
               </w:rPr>
               <w:t xml:space="preserve">Morning temperatures: Pine Lodge 6 degrees, Summit Lodge −6 degrees, Valley Lodge 19 degrees, Ridge Lodge −13 degrees.</w:t>
@@ -1504,7 +1508,7 @@
               <w:drawing>
                 <wp:inline distT="0" distB="0" distL="0" distR="0">
                   <wp:extent cx="5120640" cy="566928"/>
-                  <wp:docPr id="1" name="Figure 1"/>
+                  <wp:docPr id="1" name="Figure 1" descr="Number line from -15 to 20, ticks every 1."/>
                   <a:graphic xmlns:a="http://schemas.openxmlformats.org/drawingml/2006/main">
                     <a:graphicData uri="http://schemas.openxmlformats.org/drawingml/2006/picture">
                       <pic:pic xmlns:pic="http://schemas.openxmlformats.org/drawingml/2006/picture">
@@ -1548,25 +1552,25 @@
                 <w:rFonts w:ascii="Avenir Next" w:hAnsi="Avenir Next" w:cs="Avenir Next" w:eastAsia="Avenir Next"/>
                 <w:b/>
                 <w:color w:val="003A70"/>
+                <w:sz w:val="22"/>
+                <w:szCs w:val="20"/>
+              </w:rPr>
+              <w:t xml:space="preserve">a.</w:t>
+            </w:r>
+            <w:r>
+              <w:rPr>
+                <w:rFonts w:ascii="Avenir Next" w:hAnsi="Avenir Next" w:cs="Avenir Next" w:eastAsia="Avenir Next"/>
+                <w:color w:val="1A1A1A"/>
                 <w:sz w:val="20"/>
                 <w:szCs w:val="20"/>
               </w:rPr>
-              <w:t xml:space="preserve">a.</w:t>
-            </w:r>
-            <w:r>
-              <w:rPr>
-                <w:rFonts w:ascii="Avenir Next" w:hAnsi="Avenir Next" w:cs="Avenir Next" w:eastAsia="Avenir Next"/>
-                <w:color w:val="1A1A1A"/>
-                <w:sz w:val="20"/>
-                <w:szCs w:val="20"/>
-              </w:rPr>
               <w:tab/>
             </w:r>
             <w:r>
               <w:rPr>
                 <w:rFonts w:ascii="Avenir Next" w:hAnsi="Avenir Next" w:cs="Avenir Next" w:eastAsia="Avenir Next"/>
                 <w:color w:val="1A1A1A"/>
-                <w:sz w:val="20"/>
+                <w:sz w:val="22"/>
                 <w:szCs w:val="20"/>
               </w:rPr>
               <w:t xml:space="preserve">Plot and label all four temperatures.</w:t>
@@ -1586,25 +1590,25 @@
                 <w:rFonts w:ascii="Avenir Next" w:hAnsi="Avenir Next" w:cs="Avenir Next" w:eastAsia="Avenir Next"/>
                 <w:b/>
                 <w:color w:val="003A70"/>
+                <w:sz w:val="22"/>
+                <w:szCs w:val="20"/>
+              </w:rPr>
+              <w:t xml:space="preserve">b.</w:t>
+            </w:r>
+            <w:r>
+              <w:rPr>
+                <w:rFonts w:ascii="Avenir Next" w:hAnsi="Avenir Next" w:cs="Avenir Next" w:eastAsia="Avenir Next"/>
+                <w:color w:val="1A1A1A"/>
                 <w:sz w:val="20"/>
                 <w:szCs w:val="20"/>
               </w:rPr>
-              <w:t xml:space="preserve">b.</w:t>
-            </w:r>
-            <w:r>
-              <w:rPr>
-                <w:rFonts w:ascii="Avenir Next" w:hAnsi="Avenir Next" w:cs="Avenir Next" w:eastAsia="Avenir Next"/>
-                <w:color w:val="1A1A1A"/>
-                <w:sz w:val="20"/>
-                <w:szCs w:val="20"/>
-              </w:rPr>
               <w:tab/>
             </w:r>
             <w:r>
               <w:rPr>
                 <w:rFonts w:ascii="Avenir Next" w:hAnsi="Avenir Next" w:cs="Avenir Next" w:eastAsia="Avenir Next"/>
                 <w:color w:val="1A1A1A"/>
-                <w:sz w:val="20"/>
+                <w:sz w:val="22"/>
                 <w:szCs w:val="20"/>
               </w:rPr>
               <w:t xml:space="preserve">Which two lodges show opposite temperatures?</w:t>
@@ -1643,10 +1647,28 @@
                 <w:rFonts w:ascii="Avenir Next" w:hAnsi="Avenir Next" w:cs="Avenir Next" w:eastAsia="Avenir Next"/>
                 <w:b/>
                 <w:color w:val="003A70"/>
+                <w:sz w:val="22"/>
+                <w:szCs w:val="20"/>
+              </w:rPr>
+              <w:t xml:space="preserve">c.</w:t>
+            </w:r>
+            <w:r>
+              <w:rPr>
+                <w:rFonts w:ascii="Avenir Next" w:hAnsi="Avenir Next" w:cs="Avenir Next" w:eastAsia="Avenir Next"/>
+                <w:color w:val="1A1A1A"/>
                 <w:sz w:val="20"/>
                 <w:szCs w:val="20"/>
               </w:rPr>
-              <w:t xml:space="preserve">c.</w:t>
+              <w:tab/>
+            </w:r>
+            <w:r>
+              <w:rPr>
+                <w:rFonts w:ascii="Avenir Next" w:hAnsi="Avenir Next" w:cs="Avenir Next" w:eastAsia="Avenir Next"/>
+                <w:color w:val="1A1A1A"/>
+                <w:sz w:val="22"/>
+                <w:szCs w:val="20"/>
+              </w:rPr>
+              <w:t xml:space="preserve">How far from 0 is each of those two readings?</w:t>
             </w:r>
             <w:r>
               <w:rPr>
@@ -1655,7 +1677,7 @@
                 <w:sz w:val="20"/>
                 <w:szCs w:val="20"/>
               </w:rPr>
-              <w:tab/>
+              <w:t xml:space="preserve">  </w:t>
             </w:r>
             <w:r>
               <w:rPr>
@@ -1663,24 +1685,6 @@
                 <w:color w:val="1A1A1A"/>
                 <w:sz w:val="20"/>
                 <w:szCs w:val="20"/>
-              </w:rPr>
-              <w:t xml:space="preserve">How far from 0 is each of those two readings?</w:t>
-            </w:r>
-            <w:r>
-              <w:rPr>
-                <w:rFonts w:ascii="Avenir Next" w:hAnsi="Avenir Next" w:cs="Avenir Next" w:eastAsia="Avenir Next"/>
-                <w:color w:val="1A1A1A"/>
-                <w:sz w:val="20"/>
-                <w:szCs w:val="20"/>
-              </w:rPr>
-              <w:t xml:space="preserve">  </w:t>
-            </w:r>
-            <w:r>
-              <w:rPr>
-                <w:rFonts w:ascii="Avenir Next" w:hAnsi="Avenir Next" w:cs="Avenir Next" w:eastAsia="Avenir Next"/>
-                <w:color w:val="1A1A1A"/>
-                <w:sz w:val="20"/>
-                <w:szCs w:val="20"/>
                 <w:u w:val="single"/>
               </w:rPr>
               <w:t xml:space="preserve">                </w:t>
@@ -1689,7 +1693,7 @@
               <w:rPr>
                 <w:rFonts w:ascii="Avenir Next" w:hAnsi="Avenir Next" w:cs="Avenir Next" w:eastAsia="Avenir Next"/>
                 <w:color w:val="1A1A1A"/>
-                <w:sz w:val="20"/>
+                <w:sz w:val="22"/>
                 <w:szCs w:val="20"/>
               </w:rPr>
               <w:t xml:space="preserve"> units</w:t>
@@ -1700,12 +1704,12 @@
     </w:tbl>
     <w:p>
       <w:pPr>
-        <w:spacing w:before="0" w:after="0" w:line="20" w:lineRule="exact"/>
+        <w:spacing w:before="0" w:after="0" w:line="50" w:lineRule="exact"/>
       </w:pPr>
     </w:p>
     <w:p>
       <w:pPr>
-        <w:spacing w:before="0" w:after="0" w:line="20" w:lineRule="exact"/>
+        <w:spacing w:before="0" w:after="0" w:line="50" w:lineRule="exact"/>
       </w:pPr>
     </w:p>
     <w:tbl>
@@ -1756,18 +1760,18 @@
                 <w:rFonts w:ascii="Avenir Next" w:hAnsi="Avenir Next" w:cs="Avenir Next" w:eastAsia="Avenir Next"/>
                 <w:b/>
                 <w:color w:val="1A1A1A"/>
+                <w:sz w:val="22"/>
+                <w:szCs w:val="20"/>
+              </w:rPr>
+              <w:t xml:space="preserve">4.</w:t>
+            </w:r>
+            <w:r>
+              <w:rPr>
+                <w:rFonts w:ascii="Avenir Next" w:hAnsi="Avenir Next" w:cs="Avenir Next" w:eastAsia="Avenir Next"/>
+                <w:color w:val="1A1A1A"/>
                 <w:sz w:val="20"/>
                 <w:szCs w:val="20"/>
               </w:rPr>
-              <w:t xml:space="preserve">4.</w:t>
-            </w:r>
-            <w:r>
-              <w:rPr>
-                <w:rFonts w:ascii="Avenir Next" w:hAnsi="Avenir Next" w:cs="Avenir Next" w:eastAsia="Avenir Next"/>
-                <w:color w:val="1A1A1A"/>
-                <w:sz w:val="20"/>
-                <w:szCs w:val="20"/>
-              </w:rPr>
               <w:tab/>
             </w:r>
             <w:r>
@@ -1775,7 +1779,7 @@
                 <w:rFonts w:ascii="Avenir Next" w:hAnsi="Avenir Next" w:cs="Avenir Next" w:eastAsia="Avenir Next"/>
                 <w:b/>
                 <w:color w:val="1A1A1A"/>
-                <w:sz w:val="20"/>
+                <w:sz w:val="22"/>
                 <w:szCs w:val="20"/>
               </w:rPr>
               <w:t xml:space="preserve">Freezer Gauge.  </w:t>
@@ -1784,7 +1788,7 @@
               <w:rPr>
                 <w:rFonts w:ascii="Avenir Next" w:hAnsi="Avenir Next" w:cs="Avenir Next" w:eastAsia="Avenir Next"/>
                 <w:color w:val="1A1A1A"/>
-                <w:sz w:val="20"/>
+                <w:sz w:val="22"/>
                 <w:szCs w:val="20"/>
               </w:rPr>
               <w:t xml:space="preserve">A freezer gauge read −27 degrees, then changed to the opposite reading. What does it read now?</w:t>
@@ -1801,7 +1805,7 @@
                 <w:rFonts w:ascii="Avenir Next" w:hAnsi="Avenir Next" w:cs="Avenir Next" w:eastAsia="Avenir Next"/>
                 <w:b/>
                 <w:color w:val="003A70"/>
-                <w:sz w:val="17"/>
+                <w:sz w:val="22"/>
                 <w:szCs w:val="17"/>
               </w:rPr>
               <w:t xml:space="preserve">Hint  </w:t>
@@ -1811,7 +1815,7 @@
                 <w:rFonts w:ascii="Avenir Next" w:hAnsi="Avenir Next" w:cs="Avenir Next" w:eastAsia="Avenir Next"/>
                 <w:i/>
                 <w:color w:val="5A5F66"/>
-                <w:sz w:val="17"/>
+                <w:sz w:val="22"/>
                 <w:szCs w:val="17"/>
               </w:rPr>
               <w:t xml:space="preserve">Flip −27 to the other side of 0.</w:t>
@@ -1819,7 +1823,7 @@
           </w:p>
           <w:p>
             <w:pPr>
-              <w:spacing w:before="0" w:after="0" w:line="60" w:lineRule="auto"/>
+              <w:spacing w:before="0" w:after="0" w:line="50" w:lineRule="exact"/>
             </w:pPr>
           </w:p>
           <w:tbl>
@@ -1888,25 +1892,25 @@
                 <w:rFonts w:ascii="Avenir Next" w:hAnsi="Avenir Next" w:cs="Avenir Next" w:eastAsia="Avenir Next"/>
                 <w:b/>
                 <w:color w:val="1A1A1A"/>
+                <w:sz w:val="22"/>
+                <w:szCs w:val="18"/>
+              </w:rPr>
+              <w:t xml:space="preserve">Answer</w:t>
+            </w:r>
+            <w:r>
+              <w:rPr>
+                <w:rFonts w:ascii="Avenir Next" w:hAnsi="Avenir Next" w:cs="Avenir Next" w:eastAsia="Avenir Next"/>
+                <w:color w:val="1A1A1A"/>
                 <w:sz w:val="18"/>
                 <w:szCs w:val="18"/>
               </w:rPr>
-              <w:t xml:space="preserve">Answer</w:t>
-            </w:r>
-            <w:r>
-              <w:rPr>
-                <w:rFonts w:ascii="Avenir Next" w:hAnsi="Avenir Next" w:cs="Avenir Next" w:eastAsia="Avenir Next"/>
-                <w:color w:val="1A1A1A"/>
-                <w:sz w:val="18"/>
-                <w:szCs w:val="18"/>
-              </w:rPr>
               <w:tab/>
             </w:r>
             <w:r>
               <w:rPr>
                 <w:rFonts w:ascii="Avenir Next" w:hAnsi="Avenir Next" w:cs="Avenir Next" w:eastAsia="Avenir Next"/>
                 <w:color w:val="1A1A1A"/>
-                <w:sz w:val="18"/>
+                <w:sz w:val="22"/>
                 <w:szCs w:val="18"/>
               </w:rPr>
               <w:t xml:space="preserve">  degrees</w:t>
@@ -1932,18 +1936,18 @@
                 <w:rFonts w:ascii="Avenir Next" w:hAnsi="Avenir Next" w:cs="Avenir Next" w:eastAsia="Avenir Next"/>
                 <w:b/>
                 <w:color w:val="1A1A1A"/>
+                <w:sz w:val="22"/>
+                <w:szCs w:val="20"/>
+              </w:rPr>
+              <w:t xml:space="preserve">5.</w:t>
+            </w:r>
+            <w:r>
+              <w:rPr>
+                <w:rFonts w:ascii="Avenir Next" w:hAnsi="Avenir Next" w:cs="Avenir Next" w:eastAsia="Avenir Next"/>
+                <w:color w:val="1A1A1A"/>
                 <w:sz w:val="20"/>
                 <w:szCs w:val="20"/>
               </w:rPr>
-              <w:t xml:space="preserve">5.</w:t>
-            </w:r>
-            <w:r>
-              <w:rPr>
-                <w:rFonts w:ascii="Avenir Next" w:hAnsi="Avenir Next" w:cs="Avenir Next" w:eastAsia="Avenir Next"/>
-                <w:color w:val="1A1A1A"/>
-                <w:sz w:val="20"/>
-                <w:szCs w:val="20"/>
-              </w:rPr>
               <w:tab/>
             </w:r>
             <w:r>
@@ -1951,7 +1955,7 @@
                 <w:rFonts w:ascii="Avenir Next" w:hAnsi="Avenir Next" w:cs="Avenir Next" w:eastAsia="Avenir Next"/>
                 <w:b/>
                 <w:color w:val="1A1A1A"/>
-                <w:sz w:val="20"/>
+                <w:sz w:val="22"/>
                 <w:szCs w:val="20"/>
               </w:rPr>
               <w:t xml:space="preserve">Stairwell.  </w:t>
@@ -1960,7 +1964,7 @@
               <w:rPr>
                 <w:rFonts w:ascii="Avenir Next" w:hAnsi="Avenir Next" w:cs="Avenir Next" w:eastAsia="Avenir Next"/>
                 <w:color w:val="1A1A1A"/>
-                <w:sz w:val="20"/>
+                <w:sz w:val="22"/>
                 <w:szCs w:val="20"/>
               </w:rPr>
               <w:t xml:space="preserve">A worker walks 9 steps down into a basement, then climbs to the step that is the opposite. Write both integers.</w:t>
@@ -1977,7 +1981,7 @@
                 <w:rFonts w:ascii="Avenir Next" w:hAnsi="Avenir Next" w:cs="Avenir Next" w:eastAsia="Avenir Next"/>
                 <w:b/>
                 <w:color w:val="003A70"/>
-                <w:sz w:val="17"/>
+                <w:sz w:val="22"/>
                 <w:szCs w:val="17"/>
               </w:rPr>
               <w:t xml:space="preserve">Hint  </w:t>
@@ -1987,7 +1991,7 @@
                 <w:rFonts w:ascii="Avenir Next" w:hAnsi="Avenir Next" w:cs="Avenir Next" w:eastAsia="Avenir Next"/>
                 <w:i/>
                 <w:color w:val="5A5F66"/>
-                <w:sz w:val="17"/>
+                <w:sz w:val="22"/>
                 <w:szCs w:val="17"/>
               </w:rPr>
               <w:t xml:space="preserve">Ground level is 0.</w:t>
@@ -1995,7 +1999,7 @@
           </w:p>
           <w:p>
             <w:pPr>
-              <w:spacing w:before="0" w:after="0" w:line="60" w:lineRule="auto"/>
+              <w:spacing w:before="0" w:after="0" w:line="50" w:lineRule="exact"/>
             </w:pPr>
           </w:p>
           <w:tbl>
@@ -2064,7 +2068,7 @@
                 <w:rFonts w:ascii="Avenir Next" w:hAnsi="Avenir Next" w:cs="Avenir Next" w:eastAsia="Avenir Next"/>
                 <w:b/>
                 <w:color w:val="1A1A1A"/>
-                <w:sz w:val="18"/>
+                <w:sz w:val="22"/>
                 <w:szCs w:val="18"/>
               </w:rPr>
               <w:t xml:space="preserve">Integers</w:t>
@@ -2084,12 +2088,12 @@
     </w:tbl>
     <w:p>
       <w:pPr>
-        <w:spacing w:before="0" w:after="0" w:line="20" w:lineRule="exact"/>
+        <w:spacing w:before="0" w:after="0" w:line="50" w:lineRule="exact"/>
       </w:pPr>
     </w:p>
     <w:p>
       <w:pPr>
-        <w:spacing w:before="0" w:after="0" w:line="20" w:lineRule="exact"/>
+        <w:spacing w:before="0" w:after="0" w:line="50" w:lineRule="exact"/>
       </w:pPr>
     </w:p>
     <w:tbl>
@@ -2139,18 +2143,18 @@
                 <w:rFonts w:ascii="Avenir Next" w:hAnsi="Avenir Next" w:cs="Avenir Next" w:eastAsia="Avenir Next"/>
                 <w:b/>
                 <w:color w:val="1A1A1A"/>
+                <w:sz w:val="22"/>
+                <w:szCs w:val="20"/>
+              </w:rPr>
+              <w:t xml:space="preserve">6.</w:t>
+            </w:r>
+            <w:r>
+              <w:rPr>
+                <w:rFonts w:ascii="Avenir Next" w:hAnsi="Avenir Next" w:cs="Avenir Next" w:eastAsia="Avenir Next"/>
+                <w:color w:val="1A1A1A"/>
                 <w:sz w:val="20"/>
                 <w:szCs w:val="20"/>
               </w:rPr>
-              <w:t xml:space="preserve">6.</w:t>
-            </w:r>
-            <w:r>
-              <w:rPr>
-                <w:rFonts w:ascii="Avenir Next" w:hAnsi="Avenir Next" w:cs="Avenir Next" w:eastAsia="Avenir Next"/>
-                <w:color w:val="1A1A1A"/>
-                <w:sz w:val="20"/>
-                <w:szCs w:val="20"/>
-              </w:rPr>
               <w:tab/>
             </w:r>
             <w:r>
@@ -2158,7 +2162,7 @@
                 <w:rFonts w:ascii="Avenir Next" w:hAnsi="Avenir Next" w:cs="Avenir Next" w:eastAsia="Avenir Next"/>
                 <w:b/>
                 <w:color w:val="1A1A1A"/>
-                <w:sz w:val="20"/>
+                <w:sz w:val="22"/>
                 <w:szCs w:val="20"/>
               </w:rPr>
               <w:t xml:space="preserve">Two Flips.  </w:t>
@@ -2167,7 +2171,7 @@
               <w:rPr>
                 <w:rFonts w:ascii="Avenir Next" w:hAnsi="Avenir Next" w:cs="Avenir Next" w:eastAsia="Avenir Next"/>
                 <w:color w:val="1A1A1A"/>
-                <w:sz w:val="20"/>
+                <w:sz w:val="22"/>
                 <w:szCs w:val="20"/>
               </w:rPr>
               <w:t xml:space="preserve">Ruby says the opposite of the opposite of −14 is 14, because two negatives always make a positive. Is she right? Find the value.</w:t>
@@ -2184,7 +2188,7 @@
                 <w:rFonts w:ascii="Avenir Next" w:hAnsi="Avenir Next" w:cs="Avenir Next" w:eastAsia="Avenir Next"/>
                 <w:b/>
                 <w:color w:val="003A70"/>
-                <w:sz w:val="17"/>
+                <w:sz w:val="22"/>
                 <w:szCs w:val="17"/>
               </w:rPr>
               <w:t xml:space="preserve">Hint  </w:t>
@@ -2194,7 +2198,7 @@
                 <w:rFonts w:ascii="Avenir Next" w:hAnsi="Avenir Next" w:cs="Avenir Next" w:eastAsia="Avenir Next"/>
                 <w:i/>
                 <w:color w:val="5A5F66"/>
-                <w:sz w:val="17"/>
+                <w:sz w:val="22"/>
                 <w:szCs w:val="17"/>
               </w:rPr>
               <w:t xml:space="preserve">Do one flip at a time.</w:t>
@@ -2202,7 +2206,7 @@
           </w:p>
           <w:p>
             <w:pPr>
-              <w:spacing w:before="0" w:after="0" w:line="60" w:lineRule="auto"/>
+              <w:spacing w:before="0" w:after="0" w:line="50" w:lineRule="exact"/>
             </w:pPr>
           </w:p>
           <w:tbl>
@@ -2271,7 +2275,7 @@
                 <w:rFonts w:ascii="Avenir Next" w:hAnsi="Avenir Next" w:cs="Avenir Next" w:eastAsia="Avenir Next"/>
                 <w:b/>
                 <w:color w:val="1A1A1A"/>
-                <w:sz w:val="18"/>
+                <w:sz w:val="22"/>
                 <w:szCs w:val="18"/>
               </w:rPr>
               <w:t xml:space="preserve">Value</w:t>
@@ -2291,12 +2295,12 @@
     </w:tbl>
     <w:p>
       <w:pPr>
-        <w:spacing w:before="0" w:after="0" w:line="20" w:lineRule="exact"/>
+        <w:spacing w:before="0" w:after="0" w:line="50" w:lineRule="exact"/>
       </w:pPr>
     </w:p>
     <w:p>
       <w:pPr>
-        <w:spacing w:before="0" w:after="0" w:line="20" w:lineRule="exact"/>
+        <w:spacing w:before="0" w:after="0" w:line="50" w:lineRule="exact"/>
       </w:pPr>
     </w:p>
     <w:tbl>
@@ -2346,18 +2350,18 @@
                 <w:rFonts w:ascii="Avenir Next" w:hAnsi="Avenir Next" w:cs="Avenir Next" w:eastAsia="Avenir Next"/>
                 <w:b/>
                 <w:color w:val="1A1A1A"/>
+                <w:sz w:val="22"/>
+                <w:szCs w:val="20"/>
+              </w:rPr>
+              <w:t xml:space="preserve">7.</w:t>
+            </w:r>
+            <w:r>
+              <w:rPr>
+                <w:rFonts w:ascii="Avenir Next" w:hAnsi="Avenir Next" w:cs="Avenir Next" w:eastAsia="Avenir Next"/>
+                <w:color w:val="1A1A1A"/>
                 <w:sz w:val="20"/>
                 <w:szCs w:val="20"/>
               </w:rPr>
-              <w:t xml:space="preserve">7.</w:t>
-            </w:r>
-            <w:r>
-              <w:rPr>
-                <w:rFonts w:ascii="Avenir Next" w:hAnsi="Avenir Next" w:cs="Avenir Next" w:eastAsia="Avenir Next"/>
-                <w:color w:val="1A1A1A"/>
-                <w:sz w:val="20"/>
-                <w:szCs w:val="20"/>
-              </w:rPr>
               <w:tab/>
             </w:r>
             <w:r>
@@ -2365,7 +2369,7 @@
                 <w:rFonts w:ascii="Avenir Next" w:hAnsi="Avenir Next" w:cs="Avenir Next" w:eastAsia="Avenir Next"/>
                 <w:b/>
                 <w:color w:val="1A1A1A"/>
-                <w:sz w:val="20"/>
+                <w:sz w:val="22"/>
                 <w:szCs w:val="20"/>
               </w:rPr>
               <w:t xml:space="preserve">Quiz Show Scores.  </w:t>
@@ -2374,7 +2378,7 @@
               <w:rPr>
                 <w:rFonts w:ascii="Avenir Next" w:hAnsi="Avenir Next" w:cs="Avenir Next" w:eastAsia="Avenir Next"/>
                 <w:color w:val="1A1A1A"/>
-                <w:sz w:val="20"/>
+                <w:sz w:val="22"/>
                 <w:szCs w:val="20"/>
               </w:rPr>
               <w:t xml:space="preserve">Four players ended at −25, 25, 0, and −8 points. List the scores from farthest left to farthest right on a number line. Name the opposite pair.</w:t>
@@ -2391,7 +2395,7 @@
                 <w:rFonts w:ascii="Avenir Next" w:hAnsi="Avenir Next" w:cs="Avenir Next" w:eastAsia="Avenir Next"/>
                 <w:b/>
                 <w:color w:val="003A70"/>
-                <w:sz w:val="17"/>
+                <w:sz w:val="22"/>
                 <w:szCs w:val="17"/>
               </w:rPr>
               <w:t xml:space="preserve">Hint  </w:t>
@@ -2401,7 +2405,7 @@
                 <w:rFonts w:ascii="Avenir Next" w:hAnsi="Avenir Next" w:cs="Avenir Next" w:eastAsia="Avenir Next"/>
                 <w:i/>
                 <w:color w:val="5A5F66"/>
-                <w:sz w:val="17"/>
+                <w:sz w:val="22"/>
                 <w:szCs w:val="17"/>
               </w:rPr>
               <w:t xml:space="preserve">Negative scores sit left of 0.</w:t>
@@ -2409,7 +2413,7 @@
           </w:p>
           <w:p>
             <w:pPr>
-              <w:spacing w:before="0" w:after="0" w:line="60" w:lineRule="auto"/>
+              <w:spacing w:before="0" w:after="0" w:line="50" w:lineRule="exact"/>
             </w:pPr>
           </w:p>
           <w:tbl>
@@ -2478,7 +2482,7 @@
                 <w:rFonts w:ascii="Avenir Next" w:hAnsi="Avenir Next" w:cs="Avenir Next" w:eastAsia="Avenir Next"/>
                 <w:b/>
                 <w:color w:val="1A1A1A"/>
-                <w:sz w:val="18"/>
+                <w:sz w:val="22"/>
                 <w:szCs w:val="18"/>
               </w:rPr>
               <w:t xml:space="preserve">Order</w:t>
@@ -2498,12 +2502,12 @@
     </w:tbl>
     <w:p>
       <w:pPr>
-        <w:spacing w:before="0" w:after="0" w:line="20" w:lineRule="exact"/>
+        <w:spacing w:before="0" w:after="0" w:line="50" w:lineRule="exact"/>
       </w:pPr>
     </w:p>
     <w:p>
       <w:pPr>
-        <w:spacing w:before="0" w:after="0" w:line="20" w:lineRule="exact"/>
+        <w:spacing w:before="0" w:after="0" w:line="50" w:lineRule="exact"/>
       </w:pPr>
     </w:p>
     <w:tbl>
@@ -2553,18 +2557,18 @@
                 <w:rFonts w:ascii="Avenir Next" w:hAnsi="Avenir Next" w:cs="Avenir Next" w:eastAsia="Avenir Next"/>
                 <w:b/>
                 <w:color w:val="1A1A1A"/>
+                <w:sz w:val="22"/>
+                <w:szCs w:val="20"/>
+              </w:rPr>
+              <w:t xml:space="preserve">8.</w:t>
+            </w:r>
+            <w:r>
+              <w:rPr>
+                <w:rFonts w:ascii="Avenir Next" w:hAnsi="Avenir Next" w:cs="Avenir Next" w:eastAsia="Avenir Next"/>
+                <w:color w:val="1A1A1A"/>
                 <w:sz w:val="20"/>
                 <w:szCs w:val="20"/>
               </w:rPr>
-              <w:t xml:space="preserve">8.</w:t>
-            </w:r>
-            <w:r>
-              <w:rPr>
-                <w:rFonts w:ascii="Avenir Next" w:hAnsi="Avenir Next" w:cs="Avenir Next" w:eastAsia="Avenir Next"/>
-                <w:color w:val="1A1A1A"/>
-                <w:sz w:val="20"/>
-                <w:szCs w:val="20"/>
-              </w:rPr>
               <w:tab/>
             </w:r>
             <w:r>
@@ -2572,7 +2576,7 @@
                 <w:rFonts w:ascii="Avenir Next" w:hAnsi="Avenir Next" w:cs="Avenir Next" w:eastAsia="Avenir Next"/>
                 <w:b/>
                 <w:color w:val="1A1A1A"/>
-                <w:sz w:val="20"/>
+                <w:sz w:val="22"/>
                 <w:szCs w:val="20"/>
               </w:rPr>
               <w:t xml:space="preserve">Drone Camera.  </w:t>
@@ -2581,7 +2585,7 @@
               <w:rPr>
                 <w:rFonts w:ascii="Avenir Next" w:hAnsi="Avenir Next" w:cs="Avenir Next" w:eastAsia="Avenir Next"/>
                 <w:color w:val="1A1A1A"/>
-                <w:sz w:val="20"/>
+                <w:sz w:val="22"/>
                 <w:szCs w:val="20"/>
               </w:rPr>
               <w:t xml:space="preserve">A drone camera is at −42 meters (below a cliff top). It moves to the opposite reading, then to the opposite of the new reading.</w:t>
@@ -2601,10 +2605,28 @@
                 <w:rFonts w:ascii="Avenir Next" w:hAnsi="Avenir Next" w:cs="Avenir Next" w:eastAsia="Avenir Next"/>
                 <w:b/>
                 <w:color w:val="003A70"/>
+                <w:sz w:val="22"/>
+                <w:szCs w:val="20"/>
+              </w:rPr>
+              <w:t xml:space="preserve">a.</w:t>
+            </w:r>
+            <w:r>
+              <w:rPr>
+                <w:rFonts w:ascii="Avenir Next" w:hAnsi="Avenir Next" w:cs="Avenir Next" w:eastAsia="Avenir Next"/>
+                <w:color w:val="1A1A1A"/>
                 <w:sz w:val="20"/>
                 <w:szCs w:val="20"/>
               </w:rPr>
-              <w:t xml:space="preserve">a.</w:t>
+              <w:tab/>
+            </w:r>
+            <w:r>
+              <w:rPr>
+                <w:rFonts w:ascii="Avenir Next" w:hAnsi="Avenir Next" w:cs="Avenir Next" w:eastAsia="Avenir Next"/>
+                <w:color w:val="1A1A1A"/>
+                <w:sz w:val="22"/>
+                <w:szCs w:val="20"/>
+              </w:rPr>
+              <w:t xml:space="preserve">Second reading:</w:t>
             </w:r>
             <w:r>
               <w:rPr>
@@ -2613,7 +2635,7 @@
                 <w:sz w:val="20"/>
                 <w:szCs w:val="20"/>
               </w:rPr>
-              <w:tab/>
+              <w:t xml:space="preserve">  </w:t>
             </w:r>
             <w:r>
               <w:rPr>
@@ -2621,24 +2643,6 @@
                 <w:color w:val="1A1A1A"/>
                 <w:sz w:val="20"/>
                 <w:szCs w:val="20"/>
-              </w:rPr>
-              <w:t xml:space="preserve">Second reading:</w:t>
-            </w:r>
-            <w:r>
-              <w:rPr>
-                <w:rFonts w:ascii="Avenir Next" w:hAnsi="Avenir Next" w:cs="Avenir Next" w:eastAsia="Avenir Next"/>
-                <w:color w:val="1A1A1A"/>
-                <w:sz w:val="20"/>
-                <w:szCs w:val="20"/>
-              </w:rPr>
-              <w:t xml:space="preserve">  </w:t>
-            </w:r>
-            <w:r>
-              <w:rPr>
-                <w:rFonts w:ascii="Avenir Next" w:hAnsi="Avenir Next" w:cs="Avenir Next" w:eastAsia="Avenir Next"/>
-                <w:color w:val="1A1A1A"/>
-                <w:sz w:val="20"/>
-                <w:szCs w:val="20"/>
                 <w:u w:val="single"/>
               </w:rPr>
               <w:t xml:space="preserve">                </w:t>
@@ -2647,7 +2651,7 @@
               <w:rPr>
                 <w:rFonts w:ascii="Avenir Next" w:hAnsi="Avenir Next" w:cs="Avenir Next" w:eastAsia="Avenir Next"/>
                 <w:color w:val="1A1A1A"/>
-                <w:sz w:val="20"/>
+                <w:sz w:val="22"/>
                 <w:szCs w:val="20"/>
               </w:rPr>
               <w:t xml:space="preserve"> m</w:t>
@@ -2667,10 +2671,28 @@
                 <w:rFonts w:ascii="Avenir Next" w:hAnsi="Avenir Next" w:cs="Avenir Next" w:eastAsia="Avenir Next"/>
                 <w:b/>
                 <w:color w:val="003A70"/>
+                <w:sz w:val="22"/>
+                <w:szCs w:val="20"/>
+              </w:rPr>
+              <w:t xml:space="preserve">b.</w:t>
+            </w:r>
+            <w:r>
+              <w:rPr>
+                <w:rFonts w:ascii="Avenir Next" w:hAnsi="Avenir Next" w:cs="Avenir Next" w:eastAsia="Avenir Next"/>
+                <w:color w:val="1A1A1A"/>
                 <w:sz w:val="20"/>
                 <w:szCs w:val="20"/>
               </w:rPr>
-              <w:t xml:space="preserve">b.</w:t>
+              <w:tab/>
+            </w:r>
+            <w:r>
+              <w:rPr>
+                <w:rFonts w:ascii="Avenir Next" w:hAnsi="Avenir Next" w:cs="Avenir Next" w:eastAsia="Avenir Next"/>
+                <w:color w:val="1A1A1A"/>
+                <w:sz w:val="22"/>
+                <w:szCs w:val="20"/>
+              </w:rPr>
+              <w:t xml:space="preserve">Third reading:</w:t>
             </w:r>
             <w:r>
               <w:rPr>
@@ -2679,7 +2701,7 @@
                 <w:sz w:val="20"/>
                 <w:szCs w:val="20"/>
               </w:rPr>
-              <w:tab/>
+              <w:t xml:space="preserve">  </w:t>
             </w:r>
             <w:r>
               <w:rPr>
@@ -2687,24 +2709,6 @@
                 <w:color w:val="1A1A1A"/>
                 <w:sz w:val="20"/>
                 <w:szCs w:val="20"/>
-              </w:rPr>
-              <w:t xml:space="preserve">Third reading:</w:t>
-            </w:r>
-            <w:r>
-              <w:rPr>
-                <w:rFonts w:ascii="Avenir Next" w:hAnsi="Avenir Next" w:cs="Avenir Next" w:eastAsia="Avenir Next"/>
-                <w:color w:val="1A1A1A"/>
-                <w:sz w:val="20"/>
-                <w:szCs w:val="20"/>
-              </w:rPr>
-              <w:t xml:space="preserve">  </w:t>
-            </w:r>
-            <w:r>
-              <w:rPr>
-                <w:rFonts w:ascii="Avenir Next" w:hAnsi="Avenir Next" w:cs="Avenir Next" w:eastAsia="Avenir Next"/>
-                <w:color w:val="1A1A1A"/>
-                <w:sz w:val="20"/>
-                <w:szCs w:val="20"/>
                 <w:u w:val="single"/>
               </w:rPr>
               <w:t xml:space="preserve">                </w:t>
@@ -2713,7 +2717,7 @@
               <w:rPr>
                 <w:rFonts w:ascii="Avenir Next" w:hAnsi="Avenir Next" w:cs="Avenir Next" w:eastAsia="Avenir Next"/>
                 <w:color w:val="1A1A1A"/>
-                <w:sz w:val="20"/>
+                <w:sz w:val="22"/>
                 <w:szCs w:val="20"/>
               </w:rPr>
               <w:t xml:space="preserve"> m</w:t>
@@ -2733,25 +2737,25 @@
                 <w:rFonts w:ascii="Avenir Next" w:hAnsi="Avenir Next" w:cs="Avenir Next" w:eastAsia="Avenir Next"/>
                 <w:b/>
                 <w:color w:val="003A70"/>
+                <w:sz w:val="22"/>
+                <w:szCs w:val="20"/>
+              </w:rPr>
+              <w:t xml:space="preserve">c.</w:t>
+            </w:r>
+            <w:r>
+              <w:rPr>
+                <w:rFonts w:ascii="Avenir Next" w:hAnsi="Avenir Next" w:cs="Avenir Next" w:eastAsia="Avenir Next"/>
+                <w:color w:val="1A1A1A"/>
                 <w:sz w:val="20"/>
                 <w:szCs w:val="20"/>
               </w:rPr>
-              <w:t xml:space="preserve">c.</w:t>
-            </w:r>
-            <w:r>
-              <w:rPr>
-                <w:rFonts w:ascii="Avenir Next" w:hAnsi="Avenir Next" w:cs="Avenir Next" w:eastAsia="Avenir Next"/>
-                <w:color w:val="1A1A1A"/>
-                <w:sz w:val="20"/>
-                <w:szCs w:val="20"/>
-              </w:rPr>
               <w:tab/>
             </w:r>
             <w:r>
               <w:rPr>
                 <w:rFonts w:ascii="Avenir Next" w:hAnsi="Avenir Next" w:cs="Avenir Next" w:eastAsia="Avenir Next"/>
                 <w:color w:val="1A1A1A"/>
-                <w:sz w:val="20"/>
+                <w:sz w:val="22"/>
                 <w:szCs w:val="20"/>
               </w:rPr>
               <w:t xml:space="preserve">What does 0 stand for here?</w:t>
@@ -2781,11 +2785,12 @@
     </w:tbl>
     <w:p>
       <w:pPr>
-        <w:spacing w:before="0" w:after="0" w:line="20" w:lineRule="exact"/>
+        <w:spacing w:before="0" w:after="0" w:line="50" w:lineRule="exact"/>
       </w:pPr>
     </w:p>
     <w:p>
       <w:pPr>
+        <w:pStyle w:val="Heading2"/>
         <w:keepNext/>
         <w:pBdr>
           <w:bottom w:val="single" w:sz="8" w:space="3" w:color="003A70"/>
@@ -2801,7 +2806,7 @@
           <w:b/>
           <w:color w:val="003A70"/>
           <w:spacing w:val="14"/>
-          <w:sz w:val="19"/>
+          <w:sz w:val="22"/>
           <w:szCs w:val="19"/>
         </w:rPr>
         <w:t xml:space="preserve">FIND THE ERROR</w:t>
@@ -2820,7 +2825,7 @@
           <w:rFonts w:ascii="Avenir Next" w:hAnsi="Avenir Next" w:cs="Avenir Next" w:eastAsia="Avenir Next"/>
           <w:i/>
           <w:color w:val="5A5F66"/>
-          <w:sz w:val="17"/>
+          <w:sz w:val="22"/>
           <w:szCs w:val="17"/>
         </w:rPr>
         <w:t xml:space="preserve">explain the mistake, then fix it</w:t>
@@ -2828,7 +2833,7 @@
     </w:p>
     <w:p>
       <w:pPr>
-        <w:spacing w:before="0" w:after="0" w:line="20" w:lineRule="exact"/>
+        <w:spacing w:before="0" w:after="0" w:line="50" w:lineRule="exact"/>
       </w:pPr>
     </w:p>
     <w:tbl>
@@ -2878,18 +2883,18 @@
                 <w:rFonts w:ascii="Avenir Next" w:hAnsi="Avenir Next" w:cs="Avenir Next" w:eastAsia="Avenir Next"/>
                 <w:b/>
                 <w:color w:val="1A1A1A"/>
+                <w:sz w:val="22"/>
+                <w:szCs w:val="20"/>
+              </w:rPr>
+              <w:t xml:space="preserve">9.</w:t>
+            </w:r>
+            <w:r>
+              <w:rPr>
+                <w:rFonts w:ascii="Avenir Next" w:hAnsi="Avenir Next" w:cs="Avenir Next" w:eastAsia="Avenir Next"/>
+                <w:color w:val="1A1A1A"/>
                 <w:sz w:val="20"/>
                 <w:szCs w:val="20"/>
               </w:rPr>
-              <w:t xml:space="preserve">9.</w:t>
-            </w:r>
-            <w:r>
-              <w:rPr>
-                <w:rFonts w:ascii="Avenir Next" w:hAnsi="Avenir Next" w:cs="Avenir Next" w:eastAsia="Avenir Next"/>
-                <w:color w:val="1A1A1A"/>
-                <w:sz w:val="20"/>
-                <w:szCs w:val="20"/>
-              </w:rPr>
               <w:tab/>
             </w:r>
             <w:r>
@@ -2897,7 +2902,7 @@
                 <w:rFonts w:ascii="Avenir Next" w:hAnsi="Avenir Next" w:cs="Avenir Next" w:eastAsia="Avenir Next"/>
                 <w:b/>
                 <w:color w:val="1A1A1A"/>
-                <w:sz w:val="20"/>
+                <w:sz w:val="22"/>
                 <w:szCs w:val="20"/>
               </w:rPr>
               <w:t xml:space="preserve">Nia’s Work.  </w:t>
@@ -2906,7 +2911,7 @@
               <w:rPr>
                 <w:rFonts w:ascii="Avenir Next" w:hAnsi="Avenir Next" w:cs="Avenir Next" w:eastAsia="Avenir Next"/>
                 <w:color w:val="1A1A1A"/>
-                <w:sz w:val="20"/>
+                <w:sz w:val="22"/>
                 <w:szCs w:val="20"/>
               </w:rPr>
               <w:t xml:space="preserve">Nia wrote: “The opposite of the opposite of −22 is 22. First opposite: −22 goes to 22. Second opposite: 22 stays 22, because two opposites must give a positive.” Explain her mistake. Then give the correct value.</w:t>
@@ -2952,7 +2957,7 @@
                 </w:tcPr>
                 <w:p>
                   <w:pPr>
-                    <w:spacing w:before="0" w:after="0" w:line="240" w:lineRule="auto"/>
+                    <w:spacing w:before="0" w:after="0" w:line="50" w:lineRule="exact"/>
                   </w:pPr>
                 </w:p>
               </w:tc>
@@ -2972,7 +2977,7 @@
                 </w:tcPr>
                 <w:p>
                   <w:pPr>
-                    <w:spacing w:before="0" w:after="0" w:line="240" w:lineRule="auto"/>
+                    <w:spacing w:before="0" w:after="0" w:line="50" w:lineRule="exact"/>
                   </w:pPr>
                 </w:p>
               </w:tc>
@@ -2980,7 +2985,7 @@
           </w:tbl>
           <w:p>
             <w:pPr>
-              <w:spacing w:before="0" w:after="0" w:line="24" w:lineRule="auto"/>
+              <w:spacing w:before="0" w:after="0" w:line="50" w:lineRule="exact"/>
             </w:pPr>
           </w:p>
         </w:tc>
@@ -2988,11 +2993,12 @@
     </w:tbl>
     <w:p>
       <w:pPr>
-        <w:spacing w:before="0" w:after="0" w:line="20" w:lineRule="exact"/>
+        <w:spacing w:before="0" w:after="0" w:line="50" w:lineRule="exact"/>
       </w:pPr>
     </w:p>
     <w:p>
       <w:pPr>
+        <w:pStyle w:val="Heading2"/>
         <w:keepNext/>
         <w:pBdr>
           <w:bottom w:val="single" w:sz="8" w:space="3" w:color="003A70"/>
@@ -3008,7 +3014,7 @@
           <w:b/>
           <w:color w:val="003A70"/>
           <w:spacing w:val="14"/>
-          <w:sz w:val="19"/>
+          <w:sz w:val="22"/>
           <w:szCs w:val="19"/>
         </w:rPr>
         <w:t xml:space="preserve">TEST PRACTICE</w:t>
@@ -3027,7 +3033,7 @@
           <w:rFonts w:ascii="Avenir Next" w:hAnsi="Avenir Next" w:cs="Avenir Next" w:eastAsia="Avenir Next"/>
           <w:i/>
           <w:color w:val="5A5F66"/>
-          <w:sz w:val="17"/>
+          <w:sz w:val="22"/>
           <w:szCs w:val="17"/>
         </w:rPr>
         <w:t xml:space="preserve">choose the best answer</w:t>
@@ -3035,7 +3041,7 @@
     </w:p>
     <w:p>
       <w:pPr>
-        <w:spacing w:before="0" w:after="0" w:line="20" w:lineRule="exact"/>
+        <w:spacing w:before="0" w:after="0" w:line="50" w:lineRule="exact"/>
       </w:pPr>
     </w:p>
     <w:tbl>
@@ -3085,25 +3091,25 @@
                 <w:rFonts w:ascii="Avenir Next" w:hAnsi="Avenir Next" w:cs="Avenir Next" w:eastAsia="Avenir Next"/>
                 <w:b/>
                 <w:color w:val="1A1A1A"/>
+                <w:sz w:val="22"/>
+                <w:szCs w:val="20"/>
+              </w:rPr>
+              <w:t xml:space="preserve">10.</w:t>
+            </w:r>
+            <w:r>
+              <w:rPr>
+                <w:rFonts w:ascii="Avenir Next" w:hAnsi="Avenir Next" w:cs="Avenir Next" w:eastAsia="Avenir Next"/>
+                <w:color w:val="1A1A1A"/>
                 <w:sz w:val="20"/>
                 <w:szCs w:val="20"/>
               </w:rPr>
-              <w:t xml:space="preserve">10.</w:t>
-            </w:r>
-            <w:r>
-              <w:rPr>
-                <w:rFonts w:ascii="Avenir Next" w:hAnsi="Avenir Next" w:cs="Avenir Next" w:eastAsia="Avenir Next"/>
-                <w:color w:val="1A1A1A"/>
-                <w:sz w:val="20"/>
-                <w:szCs w:val="20"/>
-              </w:rPr>
               <w:tab/>
             </w:r>
             <w:r>
               <w:rPr>
                 <w:rFonts w:ascii="Avenir Next" w:hAnsi="Avenir Next" w:cs="Avenir Next" w:eastAsia="Avenir Next"/>
                 <w:color w:val="1A1A1A"/>
-                <w:sz w:val="20"/>
+                <w:sz w:val="22"/>
                 <w:szCs w:val="20"/>
               </w:rPr>
               <w:t xml:space="preserve">−(−52) equals —</w:t>
@@ -3159,7 +3165,7 @@
                       <w:rFonts w:ascii="Avenir Next" w:hAnsi="Avenir Next" w:cs="Avenir Next" w:eastAsia="Avenir Next"/>
                       <w:b/>
                       <w:color w:val="003A70"/>
-                      <w:sz w:val="19"/>
+                      <w:sz w:val="22"/>
                       <w:szCs w:val="19"/>
                     </w:rPr>
                     <w:t xml:space="preserve">A</w:t>
@@ -3177,7 +3183,7 @@
                     <w:rPr>
                       <w:rFonts w:ascii="Avenir Next" w:hAnsi="Avenir Next" w:cs="Avenir Next" w:eastAsia="Avenir Next"/>
                       <w:color w:val="1A1A1A"/>
-                      <w:sz w:val="19"/>
+                      <w:sz w:val="22"/>
                       <w:szCs w:val="19"/>
                     </w:rPr>
                     <w:t xml:space="preserve">−52</w:t>
@@ -3202,7 +3208,7 @@
                       <w:rFonts w:ascii="Avenir Next" w:hAnsi="Avenir Next" w:cs="Avenir Next" w:eastAsia="Avenir Next"/>
                       <w:b/>
                       <w:color w:val="003A70"/>
-                      <w:sz w:val="19"/>
+                      <w:sz w:val="22"/>
                       <w:szCs w:val="19"/>
                     </w:rPr>
                     <w:t xml:space="preserve">B</w:t>
@@ -3220,7 +3226,7 @@
                     <w:rPr>
                       <w:rFonts w:ascii="Avenir Next" w:hAnsi="Avenir Next" w:cs="Avenir Next" w:eastAsia="Avenir Next"/>
                       <w:color w:val="1A1A1A"/>
-                      <w:sz w:val="19"/>
+                      <w:sz w:val="22"/>
                       <w:szCs w:val="19"/>
                     </w:rPr>
                     <w:t xml:space="preserve">52</w:t>
@@ -3245,7 +3251,7 @@
                       <w:rFonts w:ascii="Avenir Next" w:hAnsi="Avenir Next" w:cs="Avenir Next" w:eastAsia="Avenir Next"/>
                       <w:b/>
                       <w:color w:val="003A70"/>
-                      <w:sz w:val="19"/>
+                      <w:sz w:val="22"/>
                       <w:szCs w:val="19"/>
                     </w:rPr>
                     <w:t xml:space="preserve">C</w:t>
@@ -3263,7 +3269,7 @@
                     <w:rPr>
                       <w:rFonts w:ascii="Avenir Next" w:hAnsi="Avenir Next" w:cs="Avenir Next" w:eastAsia="Avenir Next"/>
                       <w:color w:val="1A1A1A"/>
-                      <w:sz w:val="19"/>
+                      <w:sz w:val="22"/>
                       <w:szCs w:val="19"/>
                     </w:rPr>
                     <w:t xml:space="preserve">0</w:t>
@@ -3288,7 +3294,7 @@
                       <w:rFonts w:ascii="Avenir Next" w:hAnsi="Avenir Next" w:cs="Avenir Next" w:eastAsia="Avenir Next"/>
                       <w:b/>
                       <w:color w:val="003A70"/>
-                      <w:sz w:val="19"/>
+                      <w:sz w:val="22"/>
                       <w:szCs w:val="19"/>
                     </w:rPr>
                     <w:t xml:space="preserve">D</w:t>
@@ -3306,7 +3312,7 @@
                     <w:rPr>
                       <w:rFonts w:ascii="Avenir Next" w:hAnsi="Avenir Next" w:cs="Avenir Next" w:eastAsia="Avenir Next"/>
                       <w:color w:val="1A1A1A"/>
-                      <w:sz w:val="19"/>
+                      <w:sz w:val="22"/>
                       <w:szCs w:val="19"/>
                     </w:rPr>
                     <w:t xml:space="preserve">1/52</w:t>
@@ -3317,7 +3323,7 @@
           </w:tbl>
           <w:p>
             <w:pPr>
-              <w:spacing w:before="0" w:after="0" w:line="24" w:lineRule="auto"/>
+              <w:spacing w:before="0" w:after="0" w:line="50" w:lineRule="exact"/>
             </w:pPr>
           </w:p>
         </w:tc>
@@ -3325,12 +3331,12 @@
     </w:tbl>
     <w:p>
       <w:pPr>
-        <w:spacing w:before="0" w:after="0" w:line="20" w:lineRule="exact"/>
+        <w:spacing w:before="0" w:after="0" w:line="50" w:lineRule="exact"/>
       </w:pPr>
     </w:p>
     <w:p>
       <w:pPr>
-        <w:spacing w:before="0" w:after="0" w:line="20" w:lineRule="exact"/>
+        <w:spacing w:before="0" w:after="0" w:line="50" w:lineRule="exact"/>
       </w:pPr>
     </w:p>
     <w:tbl>
@@ -3380,25 +3386,25 @@
                 <w:rFonts w:ascii="Avenir Next" w:hAnsi="Avenir Next" w:cs="Avenir Next" w:eastAsia="Avenir Next"/>
                 <w:b/>
                 <w:color w:val="1A1A1A"/>
+                <w:sz w:val="22"/>
+                <w:szCs w:val="20"/>
+              </w:rPr>
+              <w:t xml:space="preserve">11.</w:t>
+            </w:r>
+            <w:r>
+              <w:rPr>
+                <w:rFonts w:ascii="Avenir Next" w:hAnsi="Avenir Next" w:cs="Avenir Next" w:eastAsia="Avenir Next"/>
+                <w:color w:val="1A1A1A"/>
                 <w:sz w:val="20"/>
                 <w:szCs w:val="20"/>
               </w:rPr>
-              <w:t xml:space="preserve">11.</w:t>
-            </w:r>
-            <w:r>
-              <w:rPr>
-                <w:rFonts w:ascii="Avenir Next" w:hAnsi="Avenir Next" w:cs="Avenir Next" w:eastAsia="Avenir Next"/>
-                <w:color w:val="1A1A1A"/>
-                <w:sz w:val="20"/>
-                <w:szCs w:val="20"/>
-              </w:rPr>
               <w:tab/>
             </w:r>
             <w:r>
               <w:rPr>
                 <w:rFonts w:ascii="Avenir Next" w:hAnsi="Avenir Next" w:cs="Avenir Next" w:eastAsia="Avenir Next"/>
                 <w:color w:val="1A1A1A"/>
-                <w:sz w:val="20"/>
+                <w:sz w:val="22"/>
                 <w:szCs w:val="20"/>
               </w:rPr>
               <w:t xml:space="preserve">A withdrawal of 60 dollars is written as —</w:t>
@@ -3454,7 +3460,7 @@
                       <w:rFonts w:ascii="Avenir Next" w:hAnsi="Avenir Next" w:cs="Avenir Next" w:eastAsia="Avenir Next"/>
                       <w:b/>
                       <w:color w:val="003A70"/>
-                      <w:sz w:val="19"/>
+                      <w:sz w:val="22"/>
                       <w:szCs w:val="19"/>
                     </w:rPr>
                     <w:t xml:space="preserve">A</w:t>
@@ -3472,7 +3478,7 @@
                     <w:rPr>
                       <w:rFonts w:ascii="Avenir Next" w:hAnsi="Avenir Next" w:cs="Avenir Next" w:eastAsia="Avenir Next"/>
                       <w:color w:val="1A1A1A"/>
-                      <w:sz w:val="19"/>
+                      <w:sz w:val="22"/>
                       <w:szCs w:val="19"/>
                     </w:rPr>
                     <w:t xml:space="preserve">60</w:t>
@@ -3497,7 +3503,7 @@
                       <w:rFonts w:ascii="Avenir Next" w:hAnsi="Avenir Next" w:cs="Avenir Next" w:eastAsia="Avenir Next"/>
                       <w:b/>
                       <w:color w:val="003A70"/>
-                      <w:sz w:val="19"/>
+                      <w:sz w:val="22"/>
                       <w:szCs w:val="19"/>
                     </w:rPr>
                     <w:t xml:space="preserve">B</w:t>
@@ -3515,7 +3521,7 @@
                     <w:rPr>
                       <w:rFonts w:ascii="Avenir Next" w:hAnsi="Avenir Next" w:cs="Avenir Next" w:eastAsia="Avenir Next"/>
                       <w:color w:val="1A1A1A"/>
-                      <w:sz w:val="19"/>
+                      <w:sz w:val="22"/>
                       <w:szCs w:val="19"/>
                     </w:rPr>
                     <w:t xml:space="preserve">−60</w:t>
@@ -3540,7 +3546,7 @@
                       <w:rFonts w:ascii="Avenir Next" w:hAnsi="Avenir Next" w:cs="Avenir Next" w:eastAsia="Avenir Next"/>
                       <w:b/>
                       <w:color w:val="003A70"/>
-                      <w:sz w:val="19"/>
+                      <w:sz w:val="22"/>
                       <w:szCs w:val="19"/>
                     </w:rPr>
                     <w:t xml:space="preserve">C</w:t>
@@ -3558,7 +3564,7 @@
                     <w:rPr>
                       <w:rFonts w:ascii="Avenir Next" w:hAnsi="Avenir Next" w:cs="Avenir Next" w:eastAsia="Avenir Next"/>
                       <w:color w:val="1A1A1A"/>
-                      <w:sz w:val="19"/>
+                      <w:sz w:val="22"/>
                       <w:szCs w:val="19"/>
                     </w:rPr>
                     <w:t xml:space="preserve">0</w:t>
@@ -3583,7 +3589,7 @@
                       <w:rFonts w:ascii="Avenir Next" w:hAnsi="Avenir Next" w:cs="Avenir Next" w:eastAsia="Avenir Next"/>
                       <w:b/>
                       <w:color w:val="003A70"/>
-                      <w:sz w:val="19"/>
+                      <w:sz w:val="22"/>
                       <w:szCs w:val="19"/>
                     </w:rPr>
                     <w:t xml:space="preserve">D</w:t>
@@ -3601,7 +3607,7 @@
                     <w:rPr>
                       <w:rFonts w:ascii="Avenir Next" w:hAnsi="Avenir Next" w:cs="Avenir Next" w:eastAsia="Avenir Next"/>
                       <w:color w:val="1A1A1A"/>
-                      <w:sz w:val="19"/>
+                      <w:sz w:val="22"/>
                       <w:szCs w:val="19"/>
                     </w:rPr>
                     <w:t xml:space="preserve">−(−60)</w:t>
@@ -3612,7 +3618,7 @@
           </w:tbl>
           <w:p>
             <w:pPr>
-              <w:spacing w:before="0" w:after="0" w:line="24" w:lineRule="auto"/>
+              <w:spacing w:before="0" w:after="0" w:line="50" w:lineRule="exact"/>
             </w:pPr>
           </w:p>
         </w:tc>
@@ -3620,11 +3626,12 @@
     </w:tbl>
     <w:p>
       <w:pPr>
-        <w:spacing w:before="0" w:after="0" w:line="20" w:lineRule="exact"/>
+        <w:spacing w:before="0" w:after="0" w:line="50" w:lineRule="exact"/>
       </w:pPr>
     </w:p>
     <w:p>
       <w:pPr>
+        <w:pStyle w:val="Heading2"/>
         <w:keepNext/>
         <w:pBdr>
           <w:bottom w:val="single" w:sz="8" w:space="3" w:color="003A70"/>
@@ -3640,7 +3647,7 @@
           <w:b/>
           <w:color w:val="003A70"/>
           <w:spacing w:val="14"/>
-          <w:sz w:val="19"/>
+          <w:sz w:val="22"/>
           <w:szCs w:val="19"/>
         </w:rPr>
         <w:t xml:space="preserve">SELF-CHECK CODE</w:t>
@@ -3659,7 +3666,7 @@
           <w:rFonts w:ascii="Avenir Next" w:hAnsi="Avenir Next" w:cs="Avenir Next" w:eastAsia="Avenir Next"/>
           <w:i/>
           <w:color w:val="5A5F66"/>
-          <w:sz w:val="17"/>
+          <w:sz w:val="22"/>
           <w:szCs w:val="17"/>
         </w:rPr>
         <w:t xml:space="preserve">find your answer · copy its letter into that problem’s box · spell a math word</w:t>
@@ -3718,7 +3725,7 @@
                 <w:rFonts w:ascii="Avenir Next" w:hAnsi="Avenir Next" w:cs="Avenir Next" w:eastAsia="Avenir Next"/>
                 <w:b/>
                 <w:color w:val="1A1A1A"/>
-                <w:sz w:val="18"/>
+                <w:sz w:val="22"/>
                 <w:szCs w:val="18"/>
               </w:rPr>
               <w:t xml:space="preserve">−12</w:t>
@@ -3734,7 +3741,7 @@
                 <w:rFonts w:ascii="Avenir Next" w:hAnsi="Avenir Next" w:cs="Avenir Next" w:eastAsia="Avenir Next"/>
                 <w:b/>
                 <w:color w:val="003A70"/>
-                <w:sz w:val="18"/>
+                <w:sz w:val="22"/>
                 <w:szCs w:val="18"/>
               </w:rPr>
               <w:t xml:space="preserve">P</w:t>
@@ -3757,7 +3764,7 @@
                 <w:rFonts w:ascii="Avenir Next" w:hAnsi="Avenir Next" w:cs="Avenir Next" w:eastAsia="Avenir Next"/>
                 <w:b/>
                 <w:color w:val="1A1A1A"/>
-                <w:sz w:val="18"/>
+                <w:sz w:val="22"/>
                 <w:szCs w:val="18"/>
               </w:rPr>
               <w:t xml:space="preserve">−14</w:t>
@@ -3773,7 +3780,7 @@
                 <w:rFonts w:ascii="Avenir Next" w:hAnsi="Avenir Next" w:cs="Avenir Next" w:eastAsia="Avenir Next"/>
                 <w:b/>
                 <w:color w:val="003A70"/>
-                <w:sz w:val="18"/>
+                <w:sz w:val="22"/>
                 <w:szCs w:val="18"/>
               </w:rPr>
               <w:t xml:space="preserve">I</w:t>
@@ -3796,7 +3803,7 @@
                 <w:rFonts w:ascii="Avenir Next" w:hAnsi="Avenir Next" w:cs="Avenir Next" w:eastAsia="Avenir Next"/>
                 <w:b/>
                 <w:color w:val="1A1A1A"/>
-                <w:sz w:val="18"/>
+                <w:sz w:val="22"/>
                 <w:szCs w:val="18"/>
               </w:rPr>
               <w:t xml:space="preserve">42</w:t>
@@ -3812,7 +3819,7 @@
                 <w:rFonts w:ascii="Avenir Next" w:hAnsi="Avenir Next" w:cs="Avenir Next" w:eastAsia="Avenir Next"/>
                 <w:b/>
                 <w:color w:val="003A70"/>
-                <w:sz w:val="18"/>
+                <w:sz w:val="22"/>
                 <w:szCs w:val="18"/>
               </w:rPr>
               <w:t xml:space="preserve">V</w:t>
@@ -3835,7 +3842,7 @@
                 <w:rFonts w:ascii="Avenir Next" w:hAnsi="Avenir Next" w:cs="Avenir Next" w:eastAsia="Avenir Next"/>
                 <w:b/>
                 <w:color w:val="1A1A1A"/>
-                <w:sz w:val="18"/>
+                <w:sz w:val="22"/>
                 <w:szCs w:val="18"/>
               </w:rPr>
               <w:t xml:space="preserve">27</w:t>
@@ -3851,7 +3858,7 @@
                 <w:rFonts w:ascii="Avenir Next" w:hAnsi="Avenir Next" w:cs="Avenir Next" w:eastAsia="Avenir Next"/>
                 <w:b/>
                 <w:color w:val="003A70"/>
-                <w:sz w:val="18"/>
+                <w:sz w:val="22"/>
                 <w:szCs w:val="18"/>
               </w:rPr>
               <w:t xml:space="preserve">T</w:t>
@@ -3874,7 +3881,7 @@
                 <w:rFonts w:ascii="Avenir Next" w:hAnsi="Avenir Next" w:cs="Avenir Next" w:eastAsia="Avenir Next"/>
                 <w:b/>
                 <w:color w:val="1A1A1A"/>
-                <w:sz w:val="18"/>
+                <w:sz w:val="22"/>
                 <w:szCs w:val="18"/>
               </w:rPr>
               <w:t xml:space="preserve">14</w:t>
@@ -3890,7 +3897,7 @@
                 <w:rFonts w:ascii="Avenir Next" w:hAnsi="Avenir Next" w:cs="Avenir Next" w:eastAsia="Avenir Next"/>
                 <w:b/>
                 <w:color w:val="003A70"/>
-                <w:sz w:val="18"/>
+                <w:sz w:val="22"/>
                 <w:szCs w:val="18"/>
               </w:rPr>
               <w:t xml:space="preserve">Q</w:t>
@@ -3913,7 +3920,7 @@
                 <w:rFonts w:ascii="Avenir Next" w:hAnsi="Avenir Next" w:cs="Avenir Next" w:eastAsia="Avenir Next"/>
                 <w:b/>
                 <w:color w:val="1A1A1A"/>
-                <w:sz w:val="18"/>
+                <w:sz w:val="22"/>
                 <w:szCs w:val="18"/>
               </w:rPr>
               <w:t xml:space="preserve">−5</w:t>
@@ -3929,7 +3936,7 @@
                 <w:rFonts w:ascii="Avenir Next" w:hAnsi="Avenir Next" w:cs="Avenir Next" w:eastAsia="Avenir Next"/>
                 <w:b/>
                 <w:color w:val="003A70"/>
-                <w:sz w:val="18"/>
+                <w:sz w:val="22"/>
                 <w:szCs w:val="18"/>
               </w:rPr>
               <w:t xml:space="preserve">S</w:t>
@@ -3952,7 +3959,7 @@
                 <w:rFonts w:ascii="Avenir Next" w:hAnsi="Avenir Next" w:cs="Avenir Next" w:eastAsia="Avenir Next"/>
                 <w:b/>
                 <w:color w:val="1A1A1A"/>
-                <w:sz w:val="18"/>
+                <w:sz w:val="22"/>
                 <w:szCs w:val="18"/>
               </w:rPr>
               <w:t xml:space="preserve">−42</w:t>
@@ -3968,7 +3975,7 @@
                 <w:rFonts w:ascii="Avenir Next" w:hAnsi="Avenir Next" w:cs="Avenir Next" w:eastAsia="Avenir Next"/>
                 <w:b/>
                 <w:color w:val="003A70"/>
-                <w:sz w:val="18"/>
+                <w:sz w:val="22"/>
                 <w:szCs w:val="18"/>
               </w:rPr>
               <w:t xml:space="preserve">E</w:t>
@@ -3991,7 +3998,7 @@
                 <w:rFonts w:ascii="Avenir Next" w:hAnsi="Avenir Next" w:cs="Avenir Next" w:eastAsia="Avenir Next"/>
                 <w:b/>
                 <w:color w:val="1A1A1A"/>
-                <w:sz w:val="18"/>
+                <w:sz w:val="22"/>
                 <w:szCs w:val="18"/>
               </w:rPr>
               <w:t xml:space="preserve">24</w:t>
@@ -4007,7 +4014,7 @@
                 <w:rFonts w:ascii="Avenir Next" w:hAnsi="Avenir Next" w:cs="Avenir Next" w:eastAsia="Avenir Next"/>
                 <w:b/>
                 <w:color w:val="003A70"/>
-                <w:sz w:val="18"/>
+                <w:sz w:val="22"/>
                 <w:szCs w:val="18"/>
               </w:rPr>
               <w:t xml:space="preserve">O</w:t>
@@ -4030,7 +4037,7 @@
                 <w:rFonts w:ascii="Avenir Next" w:hAnsi="Avenir Next" w:cs="Avenir Next" w:eastAsia="Avenir Next"/>
                 <w:b/>
                 <w:color w:val="1A1A1A"/>
-                <w:sz w:val="18"/>
+                <w:sz w:val="22"/>
                 <w:szCs w:val="18"/>
               </w:rPr>
               <w:t xml:space="preserve">−27</w:t>
@@ -4046,7 +4053,7 @@
                 <w:rFonts w:ascii="Avenir Next" w:hAnsi="Avenir Next" w:cs="Avenir Next" w:eastAsia="Avenir Next"/>
                 <w:b/>
                 <w:color w:val="003A70"/>
-                <w:sz w:val="18"/>
+                <w:sz w:val="22"/>
                 <w:szCs w:val="18"/>
               </w:rPr>
               <w:t xml:space="preserve">Z</w:t>
@@ -4069,7 +4076,7 @@
                 <w:rFonts w:ascii="Avenir Next" w:hAnsi="Avenir Next" w:cs="Avenir Next" w:eastAsia="Avenir Next"/>
                 <w:b/>
                 <w:color w:val="1A1A1A"/>
-                <w:sz w:val="18"/>
+                <w:sz w:val="22"/>
                 <w:szCs w:val="18"/>
               </w:rPr>
               <w:t xml:space="preserve">6</w:t>
@@ -4085,7 +4092,7 @@
                 <w:rFonts w:ascii="Avenir Next" w:hAnsi="Avenir Next" w:cs="Avenir Next" w:eastAsia="Avenir Next"/>
                 <w:b/>
                 <w:color w:val="003A70"/>
-                <w:sz w:val="18"/>
+                <w:sz w:val="22"/>
                 <w:szCs w:val="18"/>
               </w:rPr>
               <w:t xml:space="preserve">I</w:t>
@@ -4096,7 +4103,7 @@
     </w:tbl>
     <w:p>
       <w:pPr>
-        <w:spacing w:before="0" w:after="0" w:line="60" w:lineRule="auto"/>
+        <w:spacing w:before="0" w:after="0" w:line="50" w:lineRule="exact"/>
       </w:pPr>
     </w:p>
     <w:tbl>
@@ -4307,7 +4314,7 @@
     </w:tbl>
     <w:p>
       <w:pPr>
-        <w:spacing w:before="0" w:after="0" w:line="40" w:lineRule="auto"/>
+        <w:spacing w:before="0" w:after="0" w:line="50" w:lineRule="exact"/>
       </w:pPr>
     </w:p>
     <w:tbl>
@@ -4349,6 +4356,7 @@
           </w:tcPr>
           <w:p>
             <w:pPr>
+              <w:pStyle w:val="Heading2"/>
               <w:spacing w:before="0" w:after="0" w:line="240" w:lineRule="auto"/>
             </w:pPr>
             <w:r>
@@ -4386,7 +4394,7 @@
               <w:rPr>
                 <w:rFonts w:ascii="Avenir Next" w:hAnsi="Avenir Next" w:cs="Avenir Next" w:eastAsia="Avenir Next"/>
                 <w:color w:val="1A1A1A"/>
-                <w:sz w:val="17"/>
+                <w:sz w:val="22"/>
                 <w:szCs w:val="17"/>
               </w:rPr>
               <w:t xml:space="preserve">  I can do this on my own</w:t>
@@ -4415,7 +4423,7 @@
               <w:rPr>
                 <w:rFonts w:ascii="Avenir Next" w:hAnsi="Avenir Next" w:cs="Avenir Next" w:eastAsia="Avenir Next"/>
                 <w:color w:val="1A1A1A"/>
-                <w:sz w:val="17"/>
+                <w:sz w:val="22"/>
                 <w:szCs w:val="17"/>
               </w:rPr>
               <w:t xml:space="preserve">  I need a little help</w:t>
@@ -4444,7 +4452,7 @@
               <w:rPr>
                 <w:rFonts w:ascii="Avenir Next" w:hAnsi="Avenir Next" w:cs="Avenir Next" w:eastAsia="Avenir Next"/>
                 <w:color w:val="1A1A1A"/>
-                <w:sz w:val="17"/>
+                <w:sz w:val="22"/>
                 <w:szCs w:val="17"/>
               </w:rPr>
               <w:t xml:space="preserve">  I have a question about #</w:t>
@@ -4465,7 +4473,7 @@
     </w:tbl>
     <w:p>
       <w:pPr>
-        <w:spacing w:before="0" w:after="0" w:line="20" w:lineRule="exact"/>
+        <w:spacing w:before="0" w:after="0" w:line="50" w:lineRule="exact"/>
       </w:pPr>
     </w:p>
     <w:sectPr>
@@ -4551,7 +4559,106 @@
               <w:sz w:val="15"/>
               <w:szCs w:val="15"/>
             </w:rPr>
-            <w:t xml:space="preserve">Lesson 7-1  ·  Session 2  ·  Practice Form B</w:t>
+            <w:t xml:space="preserve">7-1 · Page </w:t>
+          </w:r>
+          <w:r>
+            <w:rPr>
+              <w:rFonts w:ascii="Avenir Next" w:hAnsi="Avenir Next" w:cs="Avenir Next" w:eastAsia="Avenir Next"/>
+              <w:color w:val="5A5F66"/>
+              <w:sz w:val="15"/>
+              <w:szCs w:val="15"/>
+            </w:rPr>
+            <w:fldChar w:fldCharType="begin"/>
+          </w:r>
+          <w:r>
+            <w:rPr>
+              <w:rFonts w:ascii="Avenir Next" w:hAnsi="Avenir Next" w:cs="Avenir Next" w:eastAsia="Avenir Next"/>
+              <w:color w:val="5A5F66"/>
+              <w:sz w:val="15"/>
+              <w:szCs w:val="15"/>
+            </w:rPr>
+            <w:instrText xml:space="preserve"> PAGE </w:instrText>
+          </w:r>
+          <w:r>
+            <w:rPr>
+              <w:rFonts w:ascii="Avenir Next" w:hAnsi="Avenir Next" w:cs="Avenir Next" w:eastAsia="Avenir Next"/>
+              <w:color w:val="5A5F66"/>
+              <w:sz w:val="15"/>
+              <w:szCs w:val="15"/>
+            </w:rPr>
+            <w:fldChar w:fldCharType="separate"/>
+          </w:r>
+          <w:r>
+            <w:rPr>
+              <w:rFonts w:ascii="Avenir Next" w:hAnsi="Avenir Next" w:cs="Avenir Next" w:eastAsia="Avenir Next"/>
+              <w:color w:val="5A5F66"/>
+              <w:sz w:val="15"/>
+              <w:szCs w:val="15"/>
+            </w:rPr>
+            <w:t xml:space="preserve">1</w:t>
+          </w:r>
+          <w:r>
+            <w:rPr>
+              <w:rFonts w:ascii="Avenir Next" w:hAnsi="Avenir Next" w:cs="Avenir Next" w:eastAsia="Avenir Next"/>
+              <w:color w:val="5A5F66"/>
+              <w:sz w:val="15"/>
+              <w:szCs w:val="15"/>
+            </w:rPr>
+            <w:fldChar w:fldCharType="end"/>
+          </w:r>
+          <w:r>
+            <w:rPr>
+              <w:rFonts w:ascii="Avenir Next" w:hAnsi="Avenir Next" w:cs="Avenir Next" w:eastAsia="Avenir Next"/>
+              <w:color w:val="5A5F66"/>
+              <w:sz w:val="15"/>
+              <w:szCs w:val="15"/>
+            </w:rPr>
+            <w:t xml:space="preserve"> of </w:t>
+          </w:r>
+          <w:r>
+            <w:rPr>
+              <w:rFonts w:ascii="Avenir Next" w:hAnsi="Avenir Next" w:cs="Avenir Next" w:eastAsia="Avenir Next"/>
+              <w:color w:val="5A5F66"/>
+              <w:sz w:val="15"/>
+              <w:szCs w:val="15"/>
+            </w:rPr>
+            <w:fldChar w:fldCharType="begin"/>
+          </w:r>
+          <w:r>
+            <w:rPr>
+              <w:rFonts w:ascii="Avenir Next" w:hAnsi="Avenir Next" w:cs="Avenir Next" w:eastAsia="Avenir Next"/>
+              <w:color w:val="5A5F66"/>
+              <w:sz w:val="15"/>
+              <w:szCs w:val="15"/>
+            </w:rPr>
+            <w:instrText xml:space="preserve"> NUMPAGES </w:instrText>
+          </w:r>
+          <w:r>
+            <w:rPr>
+              <w:rFonts w:ascii="Avenir Next" w:hAnsi="Avenir Next" w:cs="Avenir Next" w:eastAsia="Avenir Next"/>
+              <w:color w:val="5A5F66"/>
+              <w:sz w:val="15"/>
+              <w:szCs w:val="15"/>
+            </w:rPr>
+            <w:fldChar w:fldCharType="separate"/>
+          </w:r>
+          <w:r>
+            <w:rPr>
+              <w:rFonts w:ascii="Avenir Next" w:hAnsi="Avenir Next" w:cs="Avenir Next" w:eastAsia="Avenir Next"/>
+              <w:color w:val="5A5F66"/>
+              <w:sz w:val="15"/>
+              <w:szCs w:val="15"/>
+            </w:rPr>
+            <w:t xml:space="preserve">1</w:t>
+          </w:r>
+          <w:r>
+            <w:rPr>
+              <w:rFonts w:ascii="Avenir Next" w:hAnsi="Avenir Next" w:cs="Avenir Next" w:eastAsia="Avenir Next"/>
+              <w:color w:val="5A5F66"/>
+              <w:sz w:val="15"/>
+              <w:szCs w:val="15"/>
+            </w:rPr>
+            <w:fldChar w:fldCharType="end"/>
           </w:r>
         </w:p>
       </w:tc>
@@ -4594,5 +4701,23 @@
       </w:tblCellMar>
     </w:tblPr>
   </w:style>
+  <w:style w:type="paragraph" w:styleId="Heading1">
+    <w:name w:val="heading 1"/>
+    <w:basedOn w:val="Normal"/>
+    <w:pPr>
+      <w:outlineLvl w:val="0"/>
+      <w:keepNext w:val="0"/>
+      <w:keepLines w:val="0"/>
+    </w:pPr>
+  </w:style>
+  <w:style w:type="paragraph" w:styleId="Heading2">
+    <w:name w:val="heading 2"/>
+    <w:basedOn w:val="Normal"/>
+    <w:pPr>
+      <w:outlineLvl w:val="1"/>
+      <w:keepNext w:val="0"/>
+      <w:keepLines w:val="0"/>
+    </w:pPr>
+  </w:style>
 </w:styles>
 </file>